--- a/7 - Requisições HTTP/Desafio 6.docx
+++ b/7 - Requisições HTTP/Desafio 6.docx
@@ -4,68 +4,59 @@
   <w:body>
     <w:p>
       <w:pPr>
-        <w:spacing w:after="0"/>
-        <w:rPr>
-          <w:rFonts w:ascii="Poppins" w:hAnsi="Poppins" w:cs="Poppins"/>
-        </w:rPr>
-      </w:pPr>
-      <w:r>
-        <w:rPr>
-          <w:rFonts w:ascii="Poppins" w:hAnsi="Poppins" w:cs="Poppins"/>
+        <w:shd w:val="clear" w:color="auto" w:fill="2F5496" w:themeFill="accent1" w:themeFillShade="BF"/>
+        <w:spacing w:after="0"/>
+        <w:jc w:val="center"/>
+        <w:rPr>
+          <w:rFonts w:ascii="Poppins" w:hAnsi="Poppins" w:cs="Poppins"/>
+          <w:b/>
+          <w:bCs/>
+          <w:color w:val="FFFFFF" w:themeColor="background1"/>
+        </w:rPr>
+      </w:pPr>
+      <w:r>
+        <w:rPr>
+          <w:rFonts w:ascii="Poppins" w:hAnsi="Poppins" w:cs="Poppins"/>
+          <w:b/>
+          <w:bCs/>
+          <w:color w:val="FFFFFF" w:themeColor="background1"/>
+        </w:rPr>
+        <w:t>APP.JSX</w:t>
+      </w:r>
+    </w:p>
+    <w:p>
+      <w:pPr>
+        <w:spacing w:after="0"/>
+        <w:jc w:val="both"/>
+        <w:rPr>
+          <w:rFonts w:ascii="Poppins" w:hAnsi="Poppins" w:cs="Poppins"/>
+        </w:rPr>
+      </w:pPr>
+      <w:r>
+        <w:rPr>
+          <w:rFonts w:ascii="Poppins" w:hAnsi="Poppins" w:cs="Poppins"/>
+        </w:rPr>
+        <w:t>Valores importados para o react iniciar funções.</w:t>
+      </w:r>
+    </w:p>
+    <w:p>
+      <w:pPr>
+        <w:spacing w:after="0"/>
+        <w:jc w:val="both"/>
+        <w:rPr>
+          <w:rFonts w:ascii="Poppins" w:hAnsi="Poppins" w:cs="Poppins"/>
+        </w:rPr>
+      </w:pPr>
+      <w:r>
+        <w:rPr>
+          <w:rFonts w:ascii="Poppins" w:hAnsi="Poppins" w:cs="Poppins"/>
+          <w:noProof/>
         </w:rPr>
         <w:drawing>
           <wp:inline distT="0" distB="0" distL="0" distR="0" wp14:anchorId="59DAD12E" wp14:editId="4C345A84">
             <wp:extent cx="3098165" cy="1319530"/>
             <wp:effectExtent l="0" t="0" r="6985" b="0"/>
             <wp:docPr id="1" name="Imagem 1"/>
-            <wp:cNvGraphicFramePr>
-              <a:graphicFrameLocks xmlns:a="http://schemas.openxmlformats.org/drawingml/2006/main" noChangeAspect="1"/>
-            </wp:cNvGraphicFramePr>
-            <a:graphic xmlns:a="http://schemas.openxmlformats.org/drawingml/2006/main">
-              <a:graphicData uri="http://schemas.openxmlformats.org/drawingml/2006/picture">
-                <pic:pic xmlns:pic="http://schemas.openxmlformats.org/drawingml/2006/picture">
-                  <pic:nvPicPr>
-                    <pic:cNvPr id="1" name=""/>
-                    <pic:cNvPicPr/>
-                  </pic:nvPicPr>
-                  <pic:blipFill>
-                    <a:blip r:embed="rId5"/>
-                    <a:stretch>
-                      <a:fillRect/>
-                    </a:stretch>
-                  </pic:blipFill>
-                  <pic:spPr>
-                    <a:xfrm>
-                      <a:off x="0" y="0"/>
-                      <a:ext cx="3098165" cy="1319530"/>
-                    </a:xfrm>
-                    <a:prstGeom prst="rect">
-                      <a:avLst/>
-                    </a:prstGeom>
-                  </pic:spPr>
-                </pic:pic>
-              </a:graphicData>
-            </a:graphic>
-          </wp:inline>
-        </w:drawing>
-      </w:r>
-    </w:p>
-    <w:p>
-      <w:pPr>
-        <w:spacing w:after="0"/>
-        <w:rPr>
-          <w:rFonts w:ascii="Poppins" w:hAnsi="Poppins" w:cs="Poppins"/>
-        </w:rPr>
-      </w:pPr>
-      <w:r>
-        <w:rPr>
-          <w:rFonts w:ascii="Poppins" w:hAnsi="Poppins" w:cs="Poppins"/>
-        </w:rPr>
-        <w:drawing>
-          <wp:inline distT="0" distB="0" distL="0" distR="0" wp14:anchorId="3635A19C" wp14:editId="4946EEC3">
-            <wp:extent cx="3098165" cy="1005205"/>
-            <wp:effectExtent l="0" t="0" r="6985" b="4445"/>
-            <wp:docPr id="7" name="Imagem 7"/>
             <wp:cNvGraphicFramePr>
               <a:graphicFrameLocks xmlns:a="http://schemas.openxmlformats.org/drawingml/2006/main" noChangeAspect="1"/>
             </wp:cNvGraphicFramePr>
@@ -85,7 +76,7 @@
                   <pic:spPr>
                     <a:xfrm>
                       <a:off x="0" y="0"/>
-                      <a:ext cx="3098165" cy="1005205"/>
+                      <a:ext cx="3098165" cy="1319530"/>
                     </a:xfrm>
                     <a:prstGeom prst="rect">
                       <a:avLst/>
@@ -97,15 +88,40 @@
           </wp:inline>
         </w:drawing>
       </w:r>
-      <w:r>
-        <w:rPr>
-          <w:rFonts w:ascii="Poppins" w:hAnsi="Poppins" w:cs="Poppins"/>
+    </w:p>
+    <w:p>
+      <w:pPr>
+        <w:spacing w:after="0"/>
+        <w:jc w:val="both"/>
+        <w:rPr>
+          <w:rFonts w:ascii="Poppins" w:hAnsi="Poppins" w:cs="Poppins"/>
+        </w:rPr>
+      </w:pPr>
+      <w:r>
+        <w:rPr>
+          <w:rFonts w:ascii="Poppins" w:hAnsi="Poppins" w:cs="Poppins"/>
+        </w:rPr>
+        <w:t>Link para a consulta da API fake em JSON.</w:t>
+      </w:r>
+    </w:p>
+    <w:p>
+      <w:pPr>
+        <w:spacing w:after="0"/>
+        <w:jc w:val="both"/>
+        <w:rPr>
+          <w:rFonts w:ascii="Poppins" w:hAnsi="Poppins" w:cs="Poppins"/>
+        </w:rPr>
+      </w:pPr>
+      <w:r>
+        <w:rPr>
+          <w:rFonts w:ascii="Poppins" w:hAnsi="Poppins" w:cs="Poppins"/>
+          <w:noProof/>
         </w:rPr>
         <w:drawing>
-          <wp:inline distT="0" distB="0" distL="0" distR="0" wp14:anchorId="37A522D4" wp14:editId="3245F311">
-            <wp:extent cx="3098165" cy="988695"/>
-            <wp:effectExtent l="0" t="0" r="6985" b="1905"/>
-            <wp:docPr id="8" name="Imagem 8"/>
+          <wp:inline distT="0" distB="0" distL="0" distR="0" wp14:anchorId="3635A19C" wp14:editId="4946EEC3">
+            <wp:extent cx="3098165" cy="1005205"/>
+            <wp:effectExtent l="0" t="0" r="6985" b="4445"/>
+            <wp:docPr id="7" name="Imagem 7"/>
             <wp:cNvGraphicFramePr>
               <a:graphicFrameLocks xmlns:a="http://schemas.openxmlformats.org/drawingml/2006/main" noChangeAspect="1"/>
             </wp:cNvGraphicFramePr>
@@ -125,7 +141,7 @@
                   <pic:spPr>
                     <a:xfrm>
                       <a:off x="0" y="0"/>
-                      <a:ext cx="3098165" cy="988695"/>
+                      <a:ext cx="3098165" cy="1005205"/>
                     </a:xfrm>
                     <a:prstGeom prst="rect">
                       <a:avLst/>
@@ -140,12 +156,13 @@
       <w:r>
         <w:rPr>
           <w:rFonts w:ascii="Poppins" w:hAnsi="Poppins" w:cs="Poppins"/>
+          <w:noProof/>
         </w:rPr>
         <w:drawing>
-          <wp:inline distT="0" distB="0" distL="0" distR="0" wp14:anchorId="60878723" wp14:editId="46E0B697">
-            <wp:extent cx="3098165" cy="1542415"/>
-            <wp:effectExtent l="0" t="0" r="6985" b="635"/>
-            <wp:docPr id="9" name="Imagem 9"/>
+          <wp:inline distT="0" distB="0" distL="0" distR="0" wp14:anchorId="37A522D4" wp14:editId="3245F311">
+            <wp:extent cx="3098165" cy="988695"/>
+            <wp:effectExtent l="0" t="0" r="6985" b="1905"/>
+            <wp:docPr id="8" name="Imagem 8"/>
             <wp:cNvGraphicFramePr>
               <a:graphicFrameLocks xmlns:a="http://schemas.openxmlformats.org/drawingml/2006/main" noChangeAspect="1"/>
             </wp:cNvGraphicFramePr>
@@ -165,7 +182,7 @@
                   <pic:spPr>
                     <a:xfrm>
                       <a:off x="0" y="0"/>
-                      <a:ext cx="3098165" cy="1542415"/>
+                      <a:ext cx="3098165" cy="988695"/>
                     </a:xfrm>
                     <a:prstGeom prst="rect">
                       <a:avLst/>
@@ -181,19 +198,79 @@
     <w:p>
       <w:pPr>
         <w:spacing w:after="0"/>
-        <w:rPr>
-          <w:rFonts w:ascii="Poppins" w:hAnsi="Poppins" w:cs="Poppins"/>
-        </w:rPr>
-      </w:pPr>
-      <w:r>
-        <w:rPr>
-          <w:rFonts w:ascii="Poppins" w:hAnsi="Poppins" w:cs="Poppins"/>
+        <w:jc w:val="both"/>
+        <w:rPr>
+          <w:rFonts w:ascii="Poppins" w:hAnsi="Poppins" w:cs="Poppins"/>
+        </w:rPr>
+      </w:pPr>
+      <w:r>
+        <w:rPr>
+          <w:rFonts w:ascii="Poppins" w:hAnsi="Poppins" w:cs="Poppins"/>
+        </w:rPr>
+        <w:t xml:space="preserve">Linha 2 e 3 são as constantes para os valores referenciados aos produtos. </w:t>
+      </w:r>
+    </w:p>
+    <w:p>
+      <w:pPr>
+        <w:spacing w:after="0"/>
+        <w:jc w:val="both"/>
+        <w:rPr>
+          <w:rFonts w:ascii="Poppins" w:hAnsi="Poppins" w:cs="Poppins"/>
+        </w:rPr>
+      </w:pPr>
+      <w:r>
+        <w:rPr>
+          <w:rFonts w:ascii="Poppins" w:hAnsi="Poppins" w:cs="Poppins"/>
+        </w:rPr>
+        <w:t>Linha 4 é o nosso “Hook” desestruturado, utilizando o link da API que passamos anteriormente para funcionar.</w:t>
+      </w:r>
+    </w:p>
+    <w:p>
+      <w:pPr>
+        <w:spacing w:after="0"/>
+        <w:jc w:val="both"/>
+        <w:rPr>
+          <w:rFonts w:ascii="Poppins" w:hAnsi="Poppins" w:cs="Poppins"/>
+        </w:rPr>
+      </w:pPr>
+      <w:r>
+        <w:rPr>
+          <w:rFonts w:ascii="Poppins" w:hAnsi="Poppins" w:cs="Poppins"/>
+        </w:rPr>
+        <w:t xml:space="preserve">O valor de dados é renomeado para produtos com a ajuda de dois pontos </w:t>
+      </w:r>
+      <w:r>
+        <w:rPr>
+          <w:rFonts w:ascii="Poppins" w:hAnsi="Poppins" w:cs="Poppins"/>
+          <w:highlight w:val="yellow"/>
+        </w:rPr>
+        <w:t>“:”</w:t>
+      </w:r>
+      <w:r>
+        <w:rPr>
+          <w:rFonts w:ascii="Poppins" w:hAnsi="Poppins" w:cs="Poppins"/>
+        </w:rPr>
+        <w:t>.</w:t>
+      </w:r>
+    </w:p>
+    <w:p>
+      <w:pPr>
+        <w:spacing w:after="0"/>
+        <w:jc w:val="both"/>
+        <w:rPr>
+          <w:rFonts w:ascii="Poppins" w:hAnsi="Poppins" w:cs="Poppins"/>
+        </w:rPr>
+      </w:pPr>
+      <w:r>
+        <w:rPr>
+          <w:rFonts w:ascii="Poppins" w:hAnsi="Poppins" w:cs="Poppins"/>
+          <w:noProof/>
         </w:rPr>
         <w:drawing>
-          <wp:inline distT="0" distB="0" distL="0" distR="0" wp14:anchorId="6CBE91C5" wp14:editId="49991EC4">
-            <wp:extent cx="3098165" cy="2008505"/>
-            <wp:effectExtent l="0" t="0" r="6985" b="0"/>
-            <wp:docPr id="10" name="Imagem 10"/>
+          <wp:inline distT="0" distB="0" distL="0" distR="0" wp14:anchorId="60878723" wp14:editId="46E0B697">
+            <wp:extent cx="3098165" cy="1542415"/>
+            <wp:effectExtent l="0" t="0" r="6985" b="635"/>
+            <wp:docPr id="9" name="Imagem 9"/>
             <wp:cNvGraphicFramePr>
               <a:graphicFrameLocks xmlns:a="http://schemas.openxmlformats.org/drawingml/2006/main" noChangeAspect="1"/>
             </wp:cNvGraphicFramePr>
@@ -213,7 +290,7 @@
                   <pic:spPr>
                     <a:xfrm>
                       <a:off x="0" y="0"/>
-                      <a:ext cx="3098165" cy="2008505"/>
+                      <a:ext cx="3098165" cy="1542415"/>
                     </a:xfrm>
                     <a:prstGeom prst="rect">
                       <a:avLst/>
@@ -229,19 +306,149 @@
     <w:p>
       <w:pPr>
         <w:spacing w:after="0"/>
-        <w:rPr>
-          <w:rFonts w:ascii="Poppins" w:hAnsi="Poppins" w:cs="Poppins"/>
-        </w:rPr>
-      </w:pPr>
-      <w:r>
-        <w:rPr>
-          <w:rFonts w:ascii="Poppins" w:hAnsi="Poppins" w:cs="Poppins"/>
+        <w:jc w:val="both"/>
+        <w:rPr>
+          <w:rFonts w:ascii="Poppins" w:hAnsi="Poppins" w:cs="Poppins"/>
+        </w:rPr>
+      </w:pPr>
+      <w:r>
+        <w:rPr>
+          <w:rFonts w:ascii="Poppins" w:hAnsi="Poppins" w:cs="Poppins"/>
+        </w:rPr>
+        <w:t xml:space="preserve">O início da </w:t>
+      </w:r>
+      <w:r>
+        <w:rPr>
+          <w:rFonts w:ascii="Poppins" w:hAnsi="Poppins" w:cs="Poppins"/>
+        </w:rPr>
+        <w:t xml:space="preserve"> </w:t>
+      </w:r>
+      <w:r>
+        <w:rPr>
+          <w:rFonts w:ascii="Poppins" w:hAnsi="Poppins" w:cs="Poppins"/>
+        </w:rPr>
+        <w:t>função assíncrona (</w:t>
+      </w:r>
+      <w:proofErr w:type="spellStart"/>
+      <w:r>
+        <w:rPr>
+          <w:rFonts w:ascii="Poppins" w:hAnsi="Poppins" w:cs="Poppins"/>
+          <w:b/>
+          <w:bCs/>
+        </w:rPr>
+        <w:t>async</w:t>
+      </w:r>
+      <w:proofErr w:type="spellEnd"/>
+      <w:r>
+        <w:rPr>
+          <w:rFonts w:ascii="Poppins" w:hAnsi="Poppins" w:cs="Poppins"/>
+        </w:rPr>
+        <w:t xml:space="preserve">) para </w:t>
+      </w:r>
+      <w:r>
+        <w:rPr>
+          <w:rFonts w:ascii="Poppins" w:hAnsi="Poppins" w:cs="Poppins"/>
+        </w:rPr>
+        <w:t>adicionar</w:t>
+      </w:r>
+      <w:r>
+        <w:rPr>
+          <w:rFonts w:ascii="Poppins" w:hAnsi="Poppins" w:cs="Poppins"/>
+        </w:rPr>
+        <w:t xml:space="preserve"> novos produtos a nossa listagem</w:t>
+      </w:r>
+      <w:r>
+        <w:rPr>
+          <w:rFonts w:ascii="Poppins" w:hAnsi="Poppins" w:cs="Poppins"/>
+        </w:rPr>
+        <w:t>, ela tem início quando o usuário clicar no botão de adicionar produto</w:t>
+      </w:r>
+      <w:r>
+        <w:rPr>
+          <w:rFonts w:ascii="Poppins" w:hAnsi="Poppins" w:cs="Poppins"/>
+        </w:rPr>
+        <w:t>.</w:t>
+      </w:r>
+    </w:p>
+    <w:p>
+      <w:pPr>
+        <w:spacing w:after="0"/>
+        <w:jc w:val="both"/>
+        <w:rPr>
+          <w:rFonts w:ascii="Poppins" w:hAnsi="Poppins" w:cs="Poppins"/>
+        </w:rPr>
+      </w:pPr>
+      <w:r>
+        <w:rPr>
+          <w:rFonts w:ascii="Poppins" w:hAnsi="Poppins" w:cs="Poppins"/>
+        </w:rPr>
+        <w:t xml:space="preserve">Temos também nossa função que não deixar a </w:t>
+      </w:r>
+      <w:r>
+        <w:rPr>
+          <w:rFonts w:ascii="Poppins" w:hAnsi="Poppins" w:cs="Poppins"/>
+        </w:rPr>
+        <w:t>página</w:t>
+      </w:r>
+      <w:r>
+        <w:rPr>
+          <w:rFonts w:ascii="Poppins" w:hAnsi="Poppins" w:cs="Poppins"/>
+        </w:rPr>
+        <w:t xml:space="preserve"> inteira atualizar após o envio do formulário (</w:t>
+      </w:r>
+      <w:proofErr w:type="spellStart"/>
+      <w:r>
+        <w:rPr>
+          <w:rFonts w:ascii="Poppins" w:hAnsi="Poppins" w:cs="Poppins"/>
+          <w:b/>
+          <w:bCs/>
+          <w:i/>
+          <w:iCs/>
+        </w:rPr>
+        <w:t>preventeDefault</w:t>
+      </w:r>
+      <w:proofErr w:type="spellEnd"/>
+      <w:r>
+        <w:rPr>
+          <w:rFonts w:ascii="Poppins" w:hAnsi="Poppins" w:cs="Poppins"/>
+          <w:b/>
+          <w:bCs/>
+          <w:i/>
+          <w:iCs/>
+        </w:rPr>
+        <w:t>()</w:t>
+      </w:r>
+      <w:r>
+        <w:rPr>
+          <w:rFonts w:ascii="Poppins" w:hAnsi="Poppins" w:cs="Poppins"/>
+        </w:rPr>
+        <w:t>)</w:t>
+      </w:r>
+      <w:r>
+        <w:rPr>
+          <w:rFonts w:ascii="Poppins" w:hAnsi="Poppins" w:cs="Poppins"/>
+        </w:rPr>
+        <w:t xml:space="preserve">. </w:t>
+      </w:r>
+    </w:p>
+    <w:p>
+      <w:pPr>
+        <w:spacing w:after="0"/>
+        <w:jc w:val="both"/>
+        <w:rPr>
+          <w:rFonts w:ascii="Poppins" w:hAnsi="Poppins" w:cs="Poppins"/>
+        </w:rPr>
+      </w:pPr>
+      <w:r>
+        <w:rPr>
+          <w:rFonts w:ascii="Poppins" w:hAnsi="Poppins" w:cs="Poppins"/>
+          <w:noProof/>
         </w:rPr>
         <w:drawing>
-          <wp:inline distT="0" distB="0" distL="0" distR="0" wp14:anchorId="3A58141A" wp14:editId="497E26AE">
-            <wp:extent cx="3098165" cy="1754505"/>
+          <wp:inline distT="0" distB="0" distL="0" distR="0" wp14:anchorId="6CBE91C5" wp14:editId="49991EC4">
+            <wp:extent cx="3098165" cy="2008505"/>
             <wp:effectExtent l="0" t="0" r="6985" b="0"/>
-            <wp:docPr id="11" name="Imagem 11"/>
+            <wp:docPr id="10" name="Imagem 10"/>
             <wp:cNvGraphicFramePr>
               <a:graphicFrameLocks xmlns:a="http://schemas.openxmlformats.org/drawingml/2006/main" noChangeAspect="1"/>
             </wp:cNvGraphicFramePr>
@@ -261,7 +468,7 @@
                   <pic:spPr>
                     <a:xfrm>
                       <a:off x="0" y="0"/>
-                      <a:ext cx="3098165" cy="1754505"/>
+                      <a:ext cx="3098165" cy="2008505"/>
                     </a:xfrm>
                     <a:prstGeom prst="rect">
                       <a:avLst/>
@@ -277,19 +484,166 @@
     <w:p>
       <w:pPr>
         <w:spacing w:after="0"/>
-        <w:rPr>
-          <w:rFonts w:ascii="Poppins" w:hAnsi="Poppins" w:cs="Poppins"/>
-        </w:rPr>
-      </w:pPr>
-      <w:r>
-        <w:rPr>
-          <w:rFonts w:ascii="Poppins" w:hAnsi="Poppins" w:cs="Poppins"/>
+        <w:jc w:val="both"/>
+        <w:rPr>
+          <w:rFonts w:ascii="Poppins" w:hAnsi="Poppins" w:cs="Poppins"/>
+        </w:rPr>
+      </w:pPr>
+      <w:r>
+        <w:rPr>
+          <w:rFonts w:ascii="Poppins" w:hAnsi="Poppins" w:cs="Poppins"/>
+        </w:rPr>
+        <w:t>Variável para armazenamento das informações do produto para envio à nossa API fake.</w:t>
+      </w:r>
+    </w:p>
+    <w:p>
+      <w:pPr>
+        <w:pStyle w:val="PargrafodaLista"/>
+        <w:numPr>
+          <w:ilvl w:val="0"/>
+          <w:numId w:val="1"/>
+        </w:numPr>
+        <w:spacing w:after="0"/>
+        <w:jc w:val="both"/>
+        <w:rPr>
+          <w:rFonts w:ascii="Poppins" w:hAnsi="Poppins" w:cs="Poppins"/>
+        </w:rPr>
+      </w:pPr>
+      <w:r>
+        <w:rPr>
+          <w:rFonts w:ascii="Poppins" w:hAnsi="Poppins" w:cs="Poppins"/>
+        </w:rPr>
+        <w:t>Nome e Preço, são os mesmos nomes em nossa API.</w:t>
+      </w:r>
+    </w:p>
+    <w:p>
+      <w:pPr>
+        <w:pStyle w:val="PargrafodaLista"/>
+        <w:numPr>
+          <w:ilvl w:val="0"/>
+          <w:numId w:val="1"/>
+        </w:numPr>
+        <w:spacing w:after="0"/>
+        <w:jc w:val="both"/>
+        <w:rPr>
+          <w:rFonts w:ascii="Poppins" w:hAnsi="Poppins" w:cs="Poppins"/>
+        </w:rPr>
+      </w:pPr>
+      <w:proofErr w:type="spellStart"/>
+      <w:r>
+        <w:rPr>
+          <w:rFonts w:ascii="Poppins" w:hAnsi="Poppins" w:cs="Poppins"/>
+          <w:b/>
+          <w:bCs/>
+        </w:rPr>
+        <w:t>nomeDoProduto</w:t>
+      </w:r>
+      <w:proofErr w:type="spellEnd"/>
+      <w:r>
+        <w:rPr>
+          <w:rFonts w:ascii="Poppins" w:hAnsi="Poppins" w:cs="Poppins"/>
+        </w:rPr>
+        <w:t xml:space="preserve"> e </w:t>
+      </w:r>
+      <w:proofErr w:type="spellStart"/>
+      <w:r>
+        <w:rPr>
+          <w:rFonts w:ascii="Poppins" w:hAnsi="Poppins" w:cs="Poppins"/>
+          <w:b/>
+          <w:bCs/>
+        </w:rPr>
+        <w:t>precoDoProduto</w:t>
+      </w:r>
+      <w:proofErr w:type="spellEnd"/>
+      <w:r>
+        <w:rPr>
+          <w:rFonts w:ascii="Poppins" w:hAnsi="Poppins" w:cs="Poppins"/>
+        </w:rPr>
+        <w:t>, são as informações que capturamos no formulário.</w:t>
+      </w:r>
+    </w:p>
+    <w:p>
+      <w:pPr>
+        <w:pStyle w:val="PargrafodaLista"/>
+        <w:numPr>
+          <w:ilvl w:val="0"/>
+          <w:numId w:val="1"/>
+        </w:numPr>
+        <w:spacing w:after="0"/>
+        <w:jc w:val="both"/>
+        <w:rPr>
+          <w:rFonts w:ascii="Poppins" w:hAnsi="Poppins" w:cs="Poppins"/>
+        </w:rPr>
+      </w:pPr>
+      <w:proofErr w:type="spellStart"/>
+      <w:r>
+        <w:rPr>
+          <w:rFonts w:ascii="Poppins" w:hAnsi="Poppins" w:cs="Poppins"/>
+          <w:b/>
+          <w:bCs/>
+        </w:rPr>
+        <w:t>Number</w:t>
+      </w:r>
+      <w:proofErr w:type="spellEnd"/>
+      <w:r>
+        <w:rPr>
+          <w:rFonts w:ascii="Poppins" w:hAnsi="Poppins" w:cs="Poppins"/>
+        </w:rPr>
+        <w:t xml:space="preserve">, é para que o envio dessa informação dessa </w:t>
+      </w:r>
+      <w:proofErr w:type="spellStart"/>
+      <w:r>
+        <w:rPr>
+          <w:rFonts w:ascii="Poppins" w:hAnsi="Poppins" w:cs="Poppins"/>
+          <w:b/>
+          <w:bCs/>
+          <w:i/>
+          <w:iCs/>
+        </w:rPr>
+        <w:t>tipada</w:t>
+      </w:r>
+      <w:proofErr w:type="spellEnd"/>
+      <w:r>
+        <w:rPr>
+          <w:rFonts w:ascii="Poppins" w:hAnsi="Poppins" w:cs="Poppins"/>
+        </w:rPr>
+        <w:t xml:space="preserve"> mesmo que seja um input do tipo </w:t>
+      </w:r>
+      <w:proofErr w:type="spellStart"/>
+      <w:r>
+        <w:rPr>
+          <w:rFonts w:ascii="Poppins" w:hAnsi="Poppins" w:cs="Poppins"/>
+          <w:b/>
+          <w:bCs/>
+        </w:rPr>
+        <w:t>number</w:t>
+      </w:r>
+      <w:proofErr w:type="spellEnd"/>
+      <w:r>
+        <w:rPr>
+          <w:rFonts w:ascii="Poppins" w:hAnsi="Poppins" w:cs="Poppins"/>
+        </w:rPr>
+        <w:t>, também garantimos que estamos enviando um número.</w:t>
+      </w:r>
+    </w:p>
+    <w:p>
+      <w:pPr>
+        <w:spacing w:after="0"/>
+        <w:jc w:val="both"/>
+        <w:rPr>
+          <w:rFonts w:ascii="Poppins" w:hAnsi="Poppins" w:cs="Poppins"/>
+        </w:rPr>
+      </w:pPr>
+      <w:r>
+        <w:rPr>
+          <w:rFonts w:ascii="Poppins" w:hAnsi="Poppins" w:cs="Poppins"/>
+          <w:noProof/>
         </w:rPr>
         <w:drawing>
-          <wp:inline distT="0" distB="0" distL="0" distR="0" wp14:anchorId="41BD3A41" wp14:editId="11E8072F">
-            <wp:extent cx="3098165" cy="2858135"/>
+          <wp:inline distT="0" distB="0" distL="0" distR="0" wp14:anchorId="3A58141A" wp14:editId="497E26AE">
+            <wp:extent cx="3098165" cy="1754505"/>
             <wp:effectExtent l="0" t="0" r="6985" b="0"/>
-            <wp:docPr id="12" name="Imagem 12"/>
+            <wp:docPr id="11" name="Imagem 11"/>
             <wp:cNvGraphicFramePr>
               <a:graphicFrameLocks xmlns:a="http://schemas.openxmlformats.org/drawingml/2006/main" noChangeAspect="1"/>
             </wp:cNvGraphicFramePr>
@@ -309,7 +663,7 @@
                   <pic:spPr>
                     <a:xfrm>
                       <a:off x="0" y="0"/>
-                      <a:ext cx="3098165" cy="2858135"/>
+                      <a:ext cx="3098165" cy="1754505"/>
                     </a:xfrm>
                     <a:prstGeom prst="rect">
                       <a:avLst/>
@@ -325,19 +679,265 @@
     <w:p>
       <w:pPr>
         <w:spacing w:after="0"/>
-        <w:rPr>
-          <w:rFonts w:ascii="Poppins" w:hAnsi="Poppins" w:cs="Poppins"/>
-        </w:rPr>
-      </w:pPr>
-      <w:r>
-        <w:rPr>
-          <w:rFonts w:ascii="Poppins" w:hAnsi="Poppins" w:cs="Poppins"/>
+        <w:jc w:val="both"/>
+        <w:rPr>
+          <w:rFonts w:ascii="Poppins" w:hAnsi="Poppins" w:cs="Poppins"/>
+        </w:rPr>
+      </w:pPr>
+      <w:r>
+        <w:rPr>
+          <w:rFonts w:ascii="Poppins" w:hAnsi="Poppins" w:cs="Poppins"/>
+        </w:rPr>
+        <w:t xml:space="preserve">Temos aqui o uso de </w:t>
+      </w:r>
+      <w:proofErr w:type="spellStart"/>
+      <w:r>
+        <w:rPr>
+          <w:rFonts w:ascii="Poppins" w:hAnsi="Poppins" w:cs="Poppins"/>
+          <w:b/>
+          <w:bCs/>
+        </w:rPr>
+        <w:t>try</w:t>
+      </w:r>
+      <w:proofErr w:type="spellEnd"/>
+      <w:r>
+        <w:rPr>
+          <w:rFonts w:ascii="Poppins" w:hAnsi="Poppins" w:cs="Poppins"/>
+        </w:rPr>
+        <w:t xml:space="preserve"> para fazer a tentativa de envio do nosso produto, e nosso </w:t>
+      </w:r>
+      <w:r>
+        <w:rPr>
+          <w:rFonts w:ascii="Poppins" w:hAnsi="Poppins" w:cs="Poppins"/>
+        </w:rPr>
+        <w:t>método</w:t>
+      </w:r>
+      <w:r>
+        <w:rPr>
+          <w:rFonts w:ascii="Poppins" w:hAnsi="Poppins" w:cs="Poppins"/>
+        </w:rPr>
+        <w:t xml:space="preserve"> de envio, ou </w:t>
+      </w:r>
+      <w:r>
+        <w:rPr>
+          <w:rFonts w:ascii="Poppins" w:hAnsi="Poppins" w:cs="Poppins"/>
+          <w:b/>
+          <w:bCs/>
+        </w:rPr>
+        <w:t>POST</w:t>
+      </w:r>
+      <w:r>
+        <w:rPr>
+          <w:rFonts w:ascii="Poppins" w:hAnsi="Poppins" w:cs="Poppins"/>
+        </w:rPr>
+        <w:t xml:space="preserve">. </w:t>
+      </w:r>
+    </w:p>
+    <w:p>
+      <w:pPr>
+        <w:spacing w:after="0"/>
+        <w:jc w:val="both"/>
+        <w:rPr>
+          <w:rFonts w:ascii="Poppins" w:hAnsi="Poppins" w:cs="Poppins"/>
+        </w:rPr>
+      </w:pPr>
+      <w:r>
+        <w:rPr>
+          <w:rFonts w:ascii="Poppins" w:hAnsi="Poppins" w:cs="Poppins"/>
+        </w:rPr>
+        <w:t xml:space="preserve">O uso do </w:t>
+      </w:r>
+      <w:proofErr w:type="spellStart"/>
+      <w:r>
+        <w:rPr>
+          <w:rFonts w:ascii="Poppins" w:hAnsi="Poppins" w:cs="Poppins"/>
+          <w:b/>
+          <w:bCs/>
+        </w:rPr>
+        <w:t>try</w:t>
+      </w:r>
+      <w:proofErr w:type="spellEnd"/>
+      <w:r>
+        <w:rPr>
+          <w:rFonts w:ascii="Poppins" w:hAnsi="Poppins" w:cs="Poppins"/>
+        </w:rPr>
+        <w:t xml:space="preserve"> é para fazermos essa tentativa, ou seja, vamos tentar enviar e se não conseguirmos, por qualquer razão que seja, o código automaticamente para em catch.</w:t>
+      </w:r>
+    </w:p>
+    <w:p>
+      <w:pPr>
+        <w:spacing w:after="0"/>
+        <w:jc w:val="both"/>
+        <w:rPr>
+          <w:rFonts w:ascii="Poppins" w:hAnsi="Poppins" w:cs="Poppins"/>
+        </w:rPr>
+      </w:pPr>
+      <w:r>
+        <w:rPr>
+          <w:rFonts w:ascii="Poppins" w:hAnsi="Poppins" w:cs="Poppins"/>
+        </w:rPr>
+        <w:t xml:space="preserve">Usamos catch para mostrar o erro, seja em tela, ou no console do navegador. O nome entre parênteses não obrigatoriamente tem que ser </w:t>
+      </w:r>
+      <w:proofErr w:type="spellStart"/>
+      <w:r>
+        <w:rPr>
+          <w:rFonts w:ascii="Poppins" w:hAnsi="Poppins" w:cs="Poppins"/>
+          <w:b/>
+          <w:bCs/>
+          <w:i/>
+          <w:iCs/>
+        </w:rPr>
+        <w:t>error</w:t>
+      </w:r>
+      <w:proofErr w:type="spellEnd"/>
+      <w:r>
+        <w:rPr>
+          <w:rFonts w:ascii="Poppins" w:hAnsi="Poppins" w:cs="Poppins"/>
+        </w:rPr>
+        <w:t xml:space="preserve">, é apenas o nome da variável para armazenar o erro que </w:t>
+      </w:r>
+      <w:r>
+        <w:rPr>
+          <w:rFonts w:ascii="Poppins" w:hAnsi="Poppins" w:cs="Poppins"/>
+          <w:b/>
+          <w:bCs/>
+        </w:rPr>
+        <w:t>catch</w:t>
+      </w:r>
+      <w:r>
+        <w:rPr>
+          <w:rFonts w:ascii="Poppins" w:hAnsi="Poppins" w:cs="Poppins"/>
+        </w:rPr>
+        <w:t xml:space="preserve"> “capturou”.</w:t>
+      </w:r>
+    </w:p>
+    <w:p>
+      <w:pPr>
+        <w:spacing w:after="0"/>
+        <w:jc w:val="both"/>
+        <w:rPr>
+          <w:rFonts w:ascii="Poppins" w:hAnsi="Poppins" w:cs="Poppins"/>
+        </w:rPr>
+      </w:pPr>
+      <w:r>
+        <w:rPr>
+          <w:rFonts w:ascii="Poppins" w:hAnsi="Poppins" w:cs="Poppins"/>
+        </w:rPr>
+        <w:lastRenderedPageBreak/>
+        <w:t xml:space="preserve">Dentro temos o a linha 2, com um </w:t>
+      </w:r>
+      <w:proofErr w:type="spellStart"/>
+      <w:r>
+        <w:rPr>
+          <w:rFonts w:ascii="Poppins" w:hAnsi="Poppins" w:cs="Poppins"/>
+          <w:b/>
+          <w:bCs/>
+        </w:rPr>
+        <w:t>await</w:t>
+      </w:r>
+      <w:proofErr w:type="spellEnd"/>
+      <w:r>
+        <w:rPr>
+          <w:rFonts w:ascii="Poppins" w:hAnsi="Poppins" w:cs="Poppins"/>
+        </w:rPr>
+        <w:t xml:space="preserve"> que faz com que o código pare até que função </w:t>
+      </w:r>
+      <w:proofErr w:type="spellStart"/>
+      <w:r>
+        <w:rPr>
+          <w:rFonts w:ascii="Poppins" w:hAnsi="Poppins" w:cs="Poppins"/>
+          <w:b/>
+          <w:bCs/>
+        </w:rPr>
+        <w:t>httpConfig</w:t>
+      </w:r>
+      <w:proofErr w:type="spellEnd"/>
+      <w:r>
+        <w:rPr>
+          <w:rFonts w:ascii="Poppins" w:hAnsi="Poppins" w:cs="Poppins"/>
+        </w:rPr>
+        <w:t xml:space="preserve"> seja completamente executada, enviando os parâmetros necessários dentro dela.</w:t>
+      </w:r>
+    </w:p>
+    <w:p>
+      <w:pPr>
+        <w:spacing w:after="0"/>
+        <w:jc w:val="both"/>
+        <w:rPr>
+          <w:rFonts w:ascii="Poppins" w:hAnsi="Poppins" w:cs="Poppins"/>
+        </w:rPr>
+      </w:pPr>
+      <w:r>
+        <w:rPr>
+          <w:rFonts w:ascii="Poppins" w:hAnsi="Poppins" w:cs="Poppins"/>
+        </w:rPr>
+        <w:t xml:space="preserve">Logo em seguida nas linhas 3 e 4 temos os </w:t>
+      </w:r>
+      <w:proofErr w:type="spellStart"/>
+      <w:r>
+        <w:rPr>
+          <w:rFonts w:ascii="Poppins" w:hAnsi="Poppins" w:cs="Poppins"/>
+          <w:b/>
+          <w:bCs/>
+        </w:rPr>
+        <w:t>setStates</w:t>
+      </w:r>
+      <w:proofErr w:type="spellEnd"/>
+      <w:r>
+        <w:rPr>
+          <w:rFonts w:ascii="Poppins" w:hAnsi="Poppins" w:cs="Poppins"/>
+        </w:rPr>
+        <w:t xml:space="preserve"> para limpar os campos após o envio do formulário.</w:t>
+      </w:r>
+    </w:p>
+    <w:p>
+      <w:pPr>
+        <w:spacing w:after="0"/>
+        <w:jc w:val="both"/>
+        <w:rPr>
+          <w:rFonts w:ascii="Poppins" w:hAnsi="Poppins" w:cs="Poppins"/>
+        </w:rPr>
+      </w:pPr>
+      <w:r>
+        <w:rPr>
+          <w:rFonts w:ascii="Poppins" w:hAnsi="Poppins" w:cs="Poppins"/>
+        </w:rPr>
+        <w:t>Por fim, nas linhas 5 e 6 temos o catch que mostra um erro no console do navegador, se o código acima retornar algum erro.</w:t>
+      </w:r>
+    </w:p>
+    <w:p>
+      <w:pPr>
+        <w:spacing w:after="0"/>
+        <w:jc w:val="both"/>
+        <w:rPr>
+          <w:rFonts w:ascii="Poppins" w:hAnsi="Poppins" w:cs="Poppins"/>
+        </w:rPr>
+      </w:pPr>
+      <w:r>
+        <w:rPr>
+          <w:rFonts w:ascii="Poppins" w:hAnsi="Poppins" w:cs="Poppins"/>
+        </w:rPr>
+        <w:t>A função, fica como na imagem abaixo:</w:t>
+      </w:r>
+    </w:p>
+    <w:p>
+      <w:pPr>
+        <w:spacing w:after="0"/>
+        <w:jc w:val="both"/>
+        <w:rPr>
+          <w:rFonts w:ascii="Poppins" w:hAnsi="Poppins" w:cs="Poppins"/>
+        </w:rPr>
+      </w:pPr>
+      <w:r>
+        <w:rPr>
+          <w:rFonts w:ascii="Poppins" w:hAnsi="Poppins" w:cs="Poppins"/>
+          <w:noProof/>
         </w:rPr>
         <w:drawing>
-          <wp:inline distT="0" distB="0" distL="0" distR="0" wp14:anchorId="4808C4CB" wp14:editId="2E632090">
-            <wp:extent cx="3098165" cy="1494155"/>
+          <wp:inline distT="0" distB="0" distL="0" distR="0" wp14:anchorId="41BD3A41" wp14:editId="11E8072F">
+            <wp:extent cx="3098165" cy="2858135"/>
             <wp:effectExtent l="0" t="0" r="6985" b="0"/>
-            <wp:docPr id="13" name="Imagem 13"/>
+            <wp:docPr id="12" name="Imagem 12"/>
             <wp:cNvGraphicFramePr>
               <a:graphicFrameLocks xmlns:a="http://schemas.openxmlformats.org/drawingml/2006/main" noChangeAspect="1"/>
             </wp:cNvGraphicFramePr>
@@ -357,7 +957,7 @@
                   <pic:spPr>
                     <a:xfrm>
                       <a:off x="0" y="0"/>
-                      <a:ext cx="3098165" cy="1494155"/>
+                      <a:ext cx="3098165" cy="2858135"/>
                     </a:xfrm>
                     <a:prstGeom prst="rect">
                       <a:avLst/>
@@ -369,15 +969,25 @@
           </wp:inline>
         </w:drawing>
       </w:r>
-      <w:r>
-        <w:rPr>
-          <w:rFonts w:ascii="Poppins" w:hAnsi="Poppins" w:cs="Poppins"/>
+    </w:p>
+    <w:p>
+      <w:pPr>
+        <w:spacing w:after="0"/>
+        <w:jc w:val="both"/>
+        <w:rPr>
+          <w:rFonts w:ascii="Poppins" w:hAnsi="Poppins" w:cs="Poppins"/>
+        </w:rPr>
+      </w:pPr>
+      <w:r>
+        <w:rPr>
+          <w:rFonts w:ascii="Poppins" w:hAnsi="Poppins" w:cs="Poppins"/>
+          <w:noProof/>
         </w:rPr>
         <w:drawing>
-          <wp:inline distT="0" distB="0" distL="0" distR="0" wp14:anchorId="3F635766" wp14:editId="1A8BB30C">
-            <wp:extent cx="3098165" cy="2200275"/>
-            <wp:effectExtent l="0" t="0" r="6985" b="9525"/>
-            <wp:docPr id="15" name="Imagem 15"/>
+          <wp:inline distT="0" distB="0" distL="0" distR="0" wp14:anchorId="4808C4CB" wp14:editId="2E632090">
+            <wp:extent cx="3098165" cy="1494155"/>
+            <wp:effectExtent l="0" t="0" r="6985" b="0"/>
+            <wp:docPr id="13" name="Imagem 13"/>
             <wp:cNvGraphicFramePr>
               <a:graphicFrameLocks xmlns:a="http://schemas.openxmlformats.org/drawingml/2006/main" noChangeAspect="1"/>
             </wp:cNvGraphicFramePr>
@@ -397,7 +1007,7 @@
                   <pic:spPr>
                     <a:xfrm>
                       <a:off x="0" y="0"/>
-                      <a:ext cx="3098165" cy="2200275"/>
+                      <a:ext cx="3098165" cy="1494155"/>
                     </a:xfrm>
                     <a:prstGeom prst="rect">
                       <a:avLst/>
@@ -409,15 +1019,91 @@
           </wp:inline>
         </w:drawing>
       </w:r>
-      <w:r>
-        <w:rPr>
-          <w:rFonts w:ascii="Poppins" w:hAnsi="Poppins" w:cs="Poppins"/>
+    </w:p>
+    <w:p>
+      <w:pPr>
+        <w:spacing w:after="0"/>
+        <w:jc w:val="both"/>
+        <w:rPr>
+          <w:rFonts w:ascii="Poppins" w:hAnsi="Poppins" w:cs="Poppins"/>
+        </w:rPr>
+      </w:pPr>
+      <w:r>
+        <w:rPr>
+          <w:rFonts w:ascii="Poppins" w:hAnsi="Poppins" w:cs="Poppins"/>
+        </w:rPr>
+        <w:t>Aqui podemos visualizar a função para deletar um produto da nossa lista. Podemos notar algumas diferenças, como por exemplo, o parâmetro passado vai ser diferente do passado na função para adicionar um item. Aqui estamos passando o id, que será usado para deletar o item e o nome, que será usado na mensagem de confirmação. Tudo isso será enviado quando o usuário clicar em um botão para deletar o item.</w:t>
+      </w:r>
+    </w:p>
+    <w:p>
+      <w:pPr>
+        <w:spacing w:after="0"/>
+        <w:jc w:val="both"/>
+        <w:rPr>
+          <w:rFonts w:ascii="Poppins" w:hAnsi="Poppins" w:cs="Poppins"/>
+        </w:rPr>
+      </w:pPr>
+      <w:r>
+        <w:rPr>
+          <w:rFonts w:ascii="Poppins" w:hAnsi="Poppins" w:cs="Poppins"/>
+        </w:rPr>
+        <w:t xml:space="preserve">Na linha 3 temos um if, mas com a responsabilidade apenas de dar continuidade ao código, já que ele precisa de uma ação do usuário para continuar para a próxima parte do código. Temos então uma mensagem mostrada na tela com o </w:t>
+      </w:r>
+      <w:proofErr w:type="spellStart"/>
+      <w:r>
+        <w:rPr>
+          <w:rFonts w:ascii="Poppins" w:hAnsi="Poppins" w:cs="Poppins"/>
+          <w:b/>
+          <w:bCs/>
+          <w:i/>
+          <w:iCs/>
+        </w:rPr>
+        <w:t>confirm</w:t>
+      </w:r>
+      <w:proofErr w:type="spellEnd"/>
+      <w:r>
+        <w:rPr>
+          <w:rFonts w:ascii="Poppins" w:hAnsi="Poppins" w:cs="Poppins"/>
+        </w:rPr>
+        <w:t xml:space="preserve">, que </w:t>
+      </w:r>
+      <w:r>
+        <w:rPr>
+          <w:rFonts w:ascii="Poppins" w:hAnsi="Poppins" w:cs="Poppins"/>
+        </w:rPr>
+        <w:t>dá</w:t>
+      </w:r>
+      <w:r>
+        <w:rPr>
+          <w:rFonts w:ascii="Poppins" w:hAnsi="Poppins" w:cs="Poppins"/>
+        </w:rPr>
+        <w:t xml:space="preserve"> duas opções ao usuário</w:t>
+      </w:r>
+      <w:r>
+        <w:rPr>
+          <w:rFonts w:ascii="Poppins" w:hAnsi="Poppins" w:cs="Poppins"/>
+        </w:rPr>
+        <w:t>.</w:t>
+      </w:r>
+    </w:p>
+    <w:p>
+      <w:pPr>
+        <w:spacing w:after="0"/>
+        <w:jc w:val="both"/>
+        <w:rPr>
+          <w:rFonts w:ascii="Poppins" w:hAnsi="Poppins" w:cs="Poppins"/>
+        </w:rPr>
+      </w:pPr>
+      <w:r>
+        <w:rPr>
+          <w:rFonts w:ascii="Poppins" w:hAnsi="Poppins" w:cs="Poppins"/>
+          <w:noProof/>
         </w:rPr>
         <w:drawing>
-          <wp:inline distT="0" distB="0" distL="0" distR="0" wp14:anchorId="31E20867" wp14:editId="26422251">
-            <wp:extent cx="3098165" cy="2478405"/>
-            <wp:effectExtent l="0" t="0" r="6985" b="0"/>
-            <wp:docPr id="16" name="Imagem 16"/>
+          <wp:inline distT="0" distB="0" distL="0" distR="0" wp14:anchorId="3F635766" wp14:editId="1A8BB30C">
+            <wp:extent cx="3098165" cy="2200275"/>
+            <wp:effectExtent l="0" t="0" r="6985" b="9525"/>
+            <wp:docPr id="15" name="Imagem 15"/>
             <wp:cNvGraphicFramePr>
               <a:graphicFrameLocks xmlns:a="http://schemas.openxmlformats.org/drawingml/2006/main" noChangeAspect="1"/>
             </wp:cNvGraphicFramePr>
@@ -437,7 +1123,7 @@
                   <pic:spPr>
                     <a:xfrm>
                       <a:off x="0" y="0"/>
-                      <a:ext cx="3098165" cy="2478405"/>
+                      <a:ext cx="3098165" cy="2200275"/>
                     </a:xfrm>
                     <a:prstGeom prst="rect">
                       <a:avLst/>
@@ -453,20 +1139,202 @@
     <w:p>
       <w:pPr>
         <w:spacing w:after="0"/>
-        <w:rPr>
-          <w:rFonts w:ascii="Poppins" w:hAnsi="Poppins" w:cs="Poppins"/>
-        </w:rPr>
-      </w:pPr>
-      <w:r>
-        <w:rPr>
-          <w:rFonts w:ascii="Poppins" w:hAnsi="Poppins" w:cs="Poppins"/>
+        <w:jc w:val="both"/>
+        <w:rPr>
+          <w:rFonts w:ascii="Poppins" w:hAnsi="Poppins" w:cs="Poppins"/>
+        </w:rPr>
+      </w:pPr>
+      <w:r>
+        <w:rPr>
+          <w:rFonts w:ascii="Poppins" w:hAnsi="Poppins" w:cs="Poppins"/>
+        </w:rPr>
+        <w:t>Agora temos o primeiro input do nosso formulário. Nas linhas:</w:t>
+      </w:r>
+    </w:p>
+    <w:p>
+      <w:pPr>
+        <w:spacing w:after="0"/>
+        <w:jc w:val="both"/>
+        <w:rPr>
+          <w:rFonts w:ascii="Poppins" w:hAnsi="Poppins" w:cs="Poppins"/>
+        </w:rPr>
+      </w:pPr>
+      <w:r>
+        <w:rPr>
+          <w:rFonts w:ascii="Poppins" w:hAnsi="Poppins" w:cs="Poppins"/>
+          <w:b/>
+          <w:bCs/>
+        </w:rPr>
+        <w:t>Linha 2</w:t>
+      </w:r>
+      <w:r>
+        <w:rPr>
+          <w:rFonts w:ascii="Poppins" w:hAnsi="Poppins" w:cs="Poppins"/>
+        </w:rPr>
+        <w:t xml:space="preserve"> temos a função que vai ser disparada ao enviarmos o formulário (explicada anteriormente).</w:t>
+      </w:r>
+    </w:p>
+    <w:p>
+      <w:pPr>
+        <w:spacing w:after="0"/>
+        <w:jc w:val="both"/>
+        <w:rPr>
+          <w:rFonts w:ascii="Poppins" w:hAnsi="Poppins" w:cs="Poppins"/>
+        </w:rPr>
+      </w:pPr>
+      <w:r>
+        <w:rPr>
+          <w:rFonts w:ascii="Poppins" w:hAnsi="Poppins" w:cs="Poppins"/>
+          <w:b/>
+          <w:bCs/>
+        </w:rPr>
+        <w:t>Linha 8</w:t>
+      </w:r>
+      <w:r>
+        <w:rPr>
+          <w:rFonts w:ascii="Poppins" w:hAnsi="Poppins" w:cs="Poppins"/>
+        </w:rPr>
+        <w:t xml:space="preserve"> o </w:t>
+      </w:r>
+      <w:proofErr w:type="spellStart"/>
+      <w:r>
+        <w:rPr>
+          <w:rFonts w:ascii="Poppins" w:hAnsi="Poppins" w:cs="Poppins"/>
+          <w:i/>
+          <w:iCs/>
+        </w:rPr>
+        <w:t>value</w:t>
+      </w:r>
+      <w:proofErr w:type="spellEnd"/>
+      <w:r>
+        <w:rPr>
+          <w:rFonts w:ascii="Poppins" w:hAnsi="Poppins" w:cs="Poppins"/>
+        </w:rPr>
+        <w:t xml:space="preserve"> será o nosso </w:t>
+      </w:r>
+      <w:proofErr w:type="spellStart"/>
+      <w:r>
+        <w:rPr>
+          <w:rFonts w:ascii="Poppins" w:hAnsi="Poppins" w:cs="Poppins"/>
+          <w:i/>
+          <w:iCs/>
+        </w:rPr>
+        <w:t>state</w:t>
+      </w:r>
+      <w:proofErr w:type="spellEnd"/>
+      <w:r>
+        <w:rPr>
+          <w:rFonts w:ascii="Poppins" w:hAnsi="Poppins" w:cs="Poppins"/>
+        </w:rPr>
+        <w:t>, porém ao enviar o formulário a função retorna esse valor vazio, fazendo com que o campo seja “limpo”.</w:t>
+      </w:r>
+    </w:p>
+    <w:p>
+      <w:pPr>
+        <w:spacing w:after="0"/>
+        <w:jc w:val="both"/>
+        <w:rPr>
+          <w:rFonts w:ascii="Poppins" w:hAnsi="Poppins" w:cs="Poppins"/>
+        </w:rPr>
+      </w:pPr>
+      <w:r>
+        <w:rPr>
+          <w:rFonts w:ascii="Poppins" w:hAnsi="Poppins" w:cs="Poppins"/>
+          <w:b/>
+          <w:bCs/>
+        </w:rPr>
+        <w:t>Linha 9</w:t>
+      </w:r>
+      <w:r>
+        <w:rPr>
+          <w:rFonts w:ascii="Poppins" w:hAnsi="Poppins" w:cs="Poppins"/>
+        </w:rPr>
+        <w:t xml:space="preserve"> capturamos o valor digitado pelo usuário.</w:t>
+      </w:r>
+    </w:p>
+    <w:p>
+      <w:pPr>
+        <w:spacing w:after="0"/>
+        <w:jc w:val="both"/>
+        <w:rPr>
+          <w:rFonts w:ascii="Poppins" w:hAnsi="Poppins" w:cs="Poppins"/>
+        </w:rPr>
+      </w:pPr>
+      <w:r>
+        <w:rPr>
+          <w:rFonts w:ascii="Poppins" w:hAnsi="Poppins" w:cs="Poppins"/>
+          <w:b/>
+          <w:bCs/>
+        </w:rPr>
+        <w:t>Linha 10</w:t>
+      </w:r>
+      <w:r>
+        <w:rPr>
+          <w:rFonts w:ascii="Poppins" w:hAnsi="Poppins" w:cs="Poppins"/>
+        </w:rPr>
+        <w:t xml:space="preserve"> torna o campo obrigatório.</w:t>
+      </w:r>
+    </w:p>
+    <w:p>
+      <w:pPr>
+        <w:spacing w:after="0"/>
+        <w:jc w:val="both"/>
+        <w:rPr>
+          <w:rFonts w:ascii="Poppins" w:hAnsi="Poppins" w:cs="Poppins"/>
+        </w:rPr>
+      </w:pPr>
+      <w:r>
+        <w:rPr>
+          <w:rFonts w:ascii="Poppins" w:hAnsi="Poppins" w:cs="Poppins"/>
+          <w:b/>
+          <w:bCs/>
+        </w:rPr>
+        <w:t>Linha 11</w:t>
+      </w:r>
+      <w:r>
+        <w:rPr>
+          <w:rFonts w:ascii="Poppins" w:hAnsi="Poppins" w:cs="Poppins"/>
+        </w:rPr>
+        <w:t xml:space="preserve"> desabilita a interação com o campo</w:t>
+      </w:r>
+    </w:p>
+    <w:p>
+      <w:pPr>
+        <w:spacing w:after="0"/>
+        <w:jc w:val="both"/>
+        <w:rPr>
+          <w:rFonts w:ascii="Poppins" w:hAnsi="Poppins" w:cs="Poppins"/>
+        </w:rPr>
+      </w:pPr>
+    </w:p>
+    <w:p>
+      <w:pPr>
+        <w:spacing w:after="0"/>
+        <w:jc w:val="both"/>
+        <w:rPr>
+          <w:rFonts w:ascii="Poppins" w:hAnsi="Poppins" w:cs="Poppins"/>
+        </w:rPr>
+      </w:pPr>
+    </w:p>
+    <w:p>
+      <w:pPr>
+        <w:spacing w:after="0"/>
+        <w:jc w:val="both"/>
+        <w:rPr>
+          <w:rFonts w:ascii="Poppins" w:hAnsi="Poppins" w:cs="Poppins"/>
+        </w:rPr>
+      </w:pPr>
+      <w:r>
+        <w:rPr>
+          <w:rFonts w:ascii="Poppins" w:hAnsi="Poppins" w:cs="Poppins"/>
+          <w:noProof/>
         </w:rPr>
         <w:lastRenderedPageBreak/>
         <w:drawing>
-          <wp:inline distT="0" distB="0" distL="0" distR="0" wp14:anchorId="71FED5F5" wp14:editId="550EFE90">
-            <wp:extent cx="3098165" cy="1118870"/>
-            <wp:effectExtent l="0" t="0" r="6985" b="5080"/>
-            <wp:docPr id="17" name="Imagem 17"/>
+          <wp:inline distT="0" distB="0" distL="0" distR="0" wp14:anchorId="31E20867" wp14:editId="26422251">
+            <wp:extent cx="3098165" cy="2478405"/>
+            <wp:effectExtent l="0" t="0" r="6985" b="0"/>
+            <wp:docPr id="16" name="Imagem 16"/>
             <wp:cNvGraphicFramePr>
               <a:graphicFrameLocks xmlns:a="http://schemas.openxmlformats.org/drawingml/2006/main" noChangeAspect="1"/>
             </wp:cNvGraphicFramePr>
@@ -486,7 +1354,7 @@
                   <pic:spPr>
                     <a:xfrm>
                       <a:off x="0" y="0"/>
-                      <a:ext cx="3098165" cy="1118870"/>
+                      <a:ext cx="3098165" cy="2478405"/>
                     </a:xfrm>
                     <a:prstGeom prst="rect">
                       <a:avLst/>
@@ -498,15 +1366,92 @@
           </wp:inline>
         </w:drawing>
       </w:r>
-      <w:r>
-        <w:rPr>
-          <w:rFonts w:ascii="Poppins" w:hAnsi="Poppins" w:cs="Poppins"/>
+    </w:p>
+    <w:p>
+      <w:pPr>
+        <w:spacing w:after="0"/>
+        <w:jc w:val="both"/>
+        <w:rPr>
+          <w:rFonts w:ascii="Poppins" w:hAnsi="Poppins" w:cs="Poppins"/>
+        </w:rPr>
+      </w:pPr>
+      <w:r>
+        <w:rPr>
+          <w:rFonts w:ascii="Poppins" w:hAnsi="Poppins" w:cs="Poppins"/>
+        </w:rPr>
+        <w:t>Nessa etapa, apenas uma coisa difere do input anterior.</w:t>
+      </w:r>
+    </w:p>
+    <w:p>
+      <w:pPr>
+        <w:spacing w:after="0"/>
+        <w:jc w:val="both"/>
+        <w:rPr>
+          <w:rFonts w:ascii="Poppins" w:hAnsi="Poppins" w:cs="Poppins"/>
+        </w:rPr>
+      </w:pPr>
+      <w:r>
+        <w:rPr>
+          <w:rFonts w:ascii="Poppins" w:hAnsi="Poppins" w:cs="Poppins"/>
+          <w:b/>
+          <w:bCs/>
+        </w:rPr>
+        <w:t>Linha 8</w:t>
+      </w:r>
+      <w:r>
+        <w:rPr>
+          <w:rFonts w:ascii="Poppins" w:hAnsi="Poppins" w:cs="Poppins"/>
+        </w:rPr>
+        <w:t xml:space="preserve"> </w:t>
+      </w:r>
+      <w:proofErr w:type="spellStart"/>
+      <w:r>
+        <w:rPr>
+          <w:rFonts w:ascii="Poppins" w:hAnsi="Poppins" w:cs="Poppins"/>
+          <w:i/>
+          <w:iCs/>
+        </w:rPr>
+        <w:t>step</w:t>
+      </w:r>
+      <w:proofErr w:type="spellEnd"/>
+      <w:r>
+        <w:rPr>
+          <w:rFonts w:ascii="Poppins" w:hAnsi="Poppins" w:cs="Poppins"/>
+        </w:rPr>
+        <w:t xml:space="preserve"> define o tipo de valor que estamos esperando, como valor em reais, com ponto flutuante (ex. </w:t>
+      </w:r>
+      <w:r>
+        <w:rPr>
+          <w:rFonts w:ascii="Poppins" w:hAnsi="Poppins" w:cs="Poppins"/>
+          <w:shd w:val="clear" w:color="auto" w:fill="FFE599" w:themeFill="accent4" w:themeFillTint="66"/>
+        </w:rPr>
+        <w:t>“1.99”</w:t>
+      </w:r>
+      <w:r>
+        <w:rPr>
+          <w:rFonts w:ascii="Poppins" w:hAnsi="Poppins" w:cs="Poppins"/>
+        </w:rPr>
+        <w:t>).</w:t>
+      </w:r>
+    </w:p>
+    <w:p>
+      <w:pPr>
+        <w:spacing w:after="0"/>
+        <w:jc w:val="both"/>
+        <w:rPr>
+          <w:rFonts w:ascii="Poppins" w:hAnsi="Poppins" w:cs="Poppins"/>
+        </w:rPr>
+      </w:pPr>
+      <w:r>
+        <w:rPr>
+          <w:rFonts w:ascii="Poppins" w:hAnsi="Poppins" w:cs="Poppins"/>
+          <w:noProof/>
         </w:rPr>
         <w:drawing>
-          <wp:inline distT="0" distB="0" distL="0" distR="0" wp14:anchorId="188E2B07" wp14:editId="13D43B83">
-            <wp:extent cx="3098165" cy="1402080"/>
-            <wp:effectExtent l="0" t="0" r="6985" b="7620"/>
-            <wp:docPr id="18" name="Imagem 18"/>
+          <wp:inline distT="0" distB="0" distL="0" distR="0" wp14:anchorId="71FED5F5" wp14:editId="550EFE90">
+            <wp:extent cx="3098165" cy="1118870"/>
+            <wp:effectExtent l="0" t="0" r="6985" b="5080"/>
+            <wp:docPr id="17" name="Imagem 17"/>
             <wp:cNvGraphicFramePr>
               <a:graphicFrameLocks xmlns:a="http://schemas.openxmlformats.org/drawingml/2006/main" noChangeAspect="1"/>
             </wp:cNvGraphicFramePr>
@@ -526,7 +1471,7 @@
                   <pic:spPr>
                     <a:xfrm>
                       <a:off x="0" y="0"/>
-                      <a:ext cx="3098165" cy="1402080"/>
+                      <a:ext cx="3098165" cy="1118870"/>
                     </a:xfrm>
                     <a:prstGeom prst="rect">
                       <a:avLst/>
@@ -538,15 +1483,183 @@
           </wp:inline>
         </w:drawing>
       </w:r>
-      <w:r>
-        <w:rPr>
-          <w:rFonts w:ascii="Poppins" w:hAnsi="Poppins" w:cs="Poppins"/>
+    </w:p>
+    <w:p>
+      <w:pPr>
+        <w:spacing w:after="0"/>
+        <w:jc w:val="both"/>
+        <w:rPr>
+          <w:rFonts w:ascii="Poppins" w:hAnsi="Poppins" w:cs="Poppins"/>
+        </w:rPr>
+      </w:pPr>
+      <w:r>
+        <w:rPr>
+          <w:rFonts w:ascii="Poppins" w:hAnsi="Poppins" w:cs="Poppins"/>
+        </w:rPr>
+        <w:t xml:space="preserve">Temos dessa forma o nosso </w:t>
+      </w:r>
+      <w:proofErr w:type="spellStart"/>
+      <w:r>
+        <w:rPr>
+          <w:rFonts w:ascii="Poppins" w:hAnsi="Poppins" w:cs="Poppins"/>
+          <w:i/>
+          <w:iCs/>
+          <w:shd w:val="clear" w:color="auto" w:fill="FF8F8F"/>
+        </w:rPr>
+        <w:t>button</w:t>
+      </w:r>
+      <w:proofErr w:type="spellEnd"/>
+      <w:r>
+        <w:rPr>
+          <w:rFonts w:ascii="Poppins" w:hAnsi="Poppins" w:cs="Poppins"/>
+        </w:rPr>
+        <w:t xml:space="preserve"> para enviar o nosso formulário. </w:t>
+      </w:r>
+    </w:p>
+    <w:p>
+      <w:pPr>
+        <w:spacing w:after="0"/>
+        <w:jc w:val="both"/>
+        <w:rPr>
+          <w:rFonts w:ascii="Poppins" w:hAnsi="Poppins" w:cs="Poppins"/>
+        </w:rPr>
+      </w:pPr>
+      <w:r>
+        <w:rPr>
+          <w:rFonts w:ascii="Poppins" w:hAnsi="Poppins" w:cs="Poppins"/>
+          <w:b/>
+          <w:bCs/>
+        </w:rPr>
+        <w:t>Linha 1</w:t>
+      </w:r>
+      <w:r>
+        <w:rPr>
+          <w:rFonts w:ascii="Poppins" w:hAnsi="Poppins" w:cs="Poppins"/>
+        </w:rPr>
+        <w:t xml:space="preserve"> a mesma propriedade que tempos nos inputs para desabilitar interação se estiver carregando os dados.</w:t>
+      </w:r>
+    </w:p>
+    <w:p>
+      <w:pPr>
+        <w:spacing w:after="0"/>
+        <w:jc w:val="both"/>
+        <w:rPr>
+          <w:rFonts w:ascii="Poppins" w:hAnsi="Poppins" w:cs="Poppins"/>
+        </w:rPr>
+      </w:pPr>
+      <w:r>
+        <w:rPr>
+          <w:rFonts w:ascii="Poppins" w:hAnsi="Poppins" w:cs="Poppins"/>
+          <w:b/>
+          <w:bCs/>
+        </w:rPr>
+        <w:t>Linha 2</w:t>
+      </w:r>
+      <w:r>
+        <w:rPr>
+          <w:rFonts w:ascii="Poppins" w:hAnsi="Poppins" w:cs="Poppins"/>
+        </w:rPr>
+        <w:t xml:space="preserve"> um simples </w:t>
+      </w:r>
+      <w:r>
+        <w:rPr>
+          <w:rFonts w:ascii="Poppins" w:hAnsi="Poppins" w:cs="Poppins"/>
+          <w:i/>
+          <w:iCs/>
+        </w:rPr>
+        <w:t>SE</w:t>
+      </w:r>
+      <w:r>
+        <w:rPr>
+          <w:rFonts w:ascii="Poppins" w:hAnsi="Poppins" w:cs="Poppins"/>
+        </w:rPr>
+        <w:t xml:space="preserve">, ou seja, </w:t>
+      </w:r>
+      <w:r>
+        <w:rPr>
+          <w:rFonts w:ascii="Poppins" w:hAnsi="Poppins" w:cs="Poppins"/>
+          <w:i/>
+          <w:iCs/>
+        </w:rPr>
+        <w:t>SE</w:t>
+      </w:r>
+      <w:r>
+        <w:rPr>
+          <w:rFonts w:ascii="Poppins" w:hAnsi="Poppins" w:cs="Poppins"/>
+        </w:rPr>
+        <w:t xml:space="preserve"> estiver carregando (resultado </w:t>
+      </w:r>
+      <w:r>
+        <w:rPr>
+          <w:rFonts w:ascii="Poppins" w:hAnsi="Poppins" w:cs="Poppins"/>
+          <w:shd w:val="clear" w:color="auto" w:fill="A8D08D" w:themeFill="accent6" w:themeFillTint="99"/>
+        </w:rPr>
+        <w:t>TRUE</w:t>
+      </w:r>
+      <w:r>
+        <w:rPr>
+          <w:rFonts w:ascii="Poppins" w:hAnsi="Poppins" w:cs="Poppins"/>
+        </w:rPr>
+        <w:t>) irá aparecer o texto “</w:t>
+      </w:r>
+      <w:r>
+        <w:rPr>
+          <w:rFonts w:ascii="Poppins" w:hAnsi="Poppins" w:cs="Poppins"/>
+          <w:u w:val="thick"/>
+        </w:rPr>
+        <w:t>Processando</w:t>
+      </w:r>
+      <w:r>
+        <w:rPr>
+          <w:rFonts w:ascii="Poppins" w:hAnsi="Poppins" w:cs="Poppins"/>
+        </w:rPr>
+        <w:t xml:space="preserve">” no botão, se não (resultado </w:t>
+      </w:r>
+      <w:r>
+        <w:rPr>
+          <w:rFonts w:ascii="Poppins" w:hAnsi="Poppins" w:cs="Poppins"/>
+          <w:shd w:val="clear" w:color="auto" w:fill="F4B083" w:themeFill="accent2" w:themeFillTint="99"/>
+        </w:rPr>
+        <w:t>FALSE</w:t>
+      </w:r>
+      <w:r>
+        <w:rPr>
+          <w:rFonts w:ascii="Poppins" w:hAnsi="Poppins" w:cs="Poppins"/>
+        </w:rPr>
+        <w:t>) irá aparecer o texto “</w:t>
+      </w:r>
+      <w:r>
+        <w:rPr>
+          <w:rFonts w:ascii="Poppins" w:hAnsi="Poppins" w:cs="Poppins"/>
+          <w:u w:val="thick"/>
+        </w:rPr>
+        <w:t>Adicionar Produto</w:t>
+      </w:r>
+      <w:r>
+        <w:rPr>
+          <w:rFonts w:ascii="Poppins" w:hAnsi="Poppins" w:cs="Poppins"/>
+        </w:rPr>
+        <w:t xml:space="preserve">”. </w:t>
+      </w:r>
+    </w:p>
+    <w:p>
+      <w:pPr>
+        <w:spacing w:after="0"/>
+        <w:jc w:val="both"/>
+        <w:rPr>
+          <w:rFonts w:ascii="Poppins" w:hAnsi="Poppins" w:cs="Poppins"/>
+        </w:rPr>
+      </w:pPr>
+      <w:r>
+        <w:rPr>
+          <w:rFonts w:ascii="Poppins" w:hAnsi="Poppins" w:cs="Poppins"/>
+          <w:noProof/>
         </w:rPr>
         <w:drawing>
-          <wp:inline distT="0" distB="0" distL="0" distR="0" wp14:anchorId="4FB0EAA2" wp14:editId="088AF853">
-            <wp:extent cx="3098165" cy="3059430"/>
+          <wp:inline distT="0" distB="0" distL="0" distR="0" wp14:anchorId="188E2B07" wp14:editId="13D43B83">
+            <wp:extent cx="3098165" cy="1402080"/>
             <wp:effectExtent l="0" t="0" r="6985" b="7620"/>
-            <wp:docPr id="20" name="Imagem 20"/>
+            <wp:docPr id="18" name="Imagem 18"/>
             <wp:cNvGraphicFramePr>
               <a:graphicFrameLocks xmlns:a="http://schemas.openxmlformats.org/drawingml/2006/main" noChangeAspect="1"/>
             </wp:cNvGraphicFramePr>
@@ -566,7 +1679,7 @@
                   <pic:spPr>
                     <a:xfrm>
                       <a:off x="0" y="0"/>
-                      <a:ext cx="3098165" cy="3059430"/>
+                      <a:ext cx="3098165" cy="1402080"/>
                     </a:xfrm>
                     <a:prstGeom prst="rect">
                       <a:avLst/>
@@ -578,15 +1691,308 @@
           </wp:inline>
         </w:drawing>
       </w:r>
-      <w:r>
-        <w:rPr>
-          <w:rFonts w:ascii="Poppins" w:hAnsi="Poppins" w:cs="Poppins"/>
+    </w:p>
+    <w:p>
+      <w:pPr>
+        <w:spacing w:after="0"/>
+        <w:jc w:val="both"/>
+        <w:rPr>
+          <w:rFonts w:ascii="Poppins" w:hAnsi="Poppins" w:cs="Poppins"/>
+        </w:rPr>
+      </w:pPr>
+      <w:r>
+        <w:rPr>
+          <w:rFonts w:ascii="Poppins" w:hAnsi="Poppins" w:cs="Poppins"/>
+        </w:rPr>
+        <w:t xml:space="preserve">Enfim chegamos na </w:t>
+      </w:r>
+      <w:r>
+        <w:rPr>
+          <w:rFonts w:ascii="Poppins" w:hAnsi="Poppins" w:cs="Poppins"/>
+          <w:b/>
+          <w:bCs/>
+        </w:rPr>
+        <w:t>listagem de produto</w:t>
+      </w:r>
+      <w:r>
+        <w:rPr>
+          <w:rFonts w:ascii="Poppins" w:hAnsi="Poppins" w:cs="Poppins"/>
+        </w:rPr>
+        <w:t>s, e iniciamos com algumas “validações” para torná-la mais interativa.</w:t>
+      </w:r>
+    </w:p>
+    <w:p>
+      <w:pPr>
+        <w:spacing w:after="0"/>
+        <w:jc w:val="both"/>
+        <w:rPr>
+          <w:rFonts w:ascii="Poppins" w:hAnsi="Poppins" w:cs="Poppins"/>
+        </w:rPr>
+      </w:pPr>
+      <w:r>
+        <w:rPr>
+          <w:rFonts w:ascii="Poppins" w:hAnsi="Poppins" w:cs="Poppins"/>
+          <w:b/>
+          <w:bCs/>
+        </w:rPr>
+        <w:t>Linha 5</w:t>
+      </w:r>
+      <w:r>
+        <w:rPr>
+          <w:rFonts w:ascii="Poppins" w:hAnsi="Poppins" w:cs="Poppins"/>
+        </w:rPr>
+        <w:t xml:space="preserve"> temos o operado</w:t>
+      </w:r>
+      <w:r>
+        <w:rPr>
+          <w:rFonts w:ascii="Poppins" w:hAnsi="Poppins" w:cs="Poppins"/>
+        </w:rPr>
+        <w:t>r</w:t>
+      </w:r>
+      <w:r>
+        <w:rPr>
+          <w:rFonts w:ascii="Poppins" w:hAnsi="Poppins" w:cs="Poppins"/>
+        </w:rPr>
+        <w:t xml:space="preserve"> </w:t>
+      </w:r>
+      <w:r>
+        <w:rPr>
+          <w:rFonts w:ascii="Poppins" w:hAnsi="Poppins" w:cs="Poppins"/>
+          <w:shd w:val="clear" w:color="auto" w:fill="FFF2CC" w:themeFill="accent4" w:themeFillTint="33"/>
+        </w:rPr>
+        <w:t>AND</w:t>
+      </w:r>
+      <w:r>
+        <w:rPr>
+          <w:rFonts w:ascii="Poppins" w:hAnsi="Poppins" w:cs="Poppins"/>
+        </w:rPr>
+        <w:t xml:space="preserve">, simbolizado por </w:t>
+      </w:r>
+      <w:r>
+        <w:rPr>
+          <w:rFonts w:ascii="Poppins" w:hAnsi="Poppins" w:cs="Poppins"/>
+          <w:shd w:val="clear" w:color="auto" w:fill="FFF2CC" w:themeFill="accent4" w:themeFillTint="33"/>
+        </w:rPr>
+        <w:t>&amp;&amp;</w:t>
+      </w:r>
+      <w:r>
+        <w:rPr>
+          <w:rFonts w:ascii="Poppins" w:hAnsi="Poppins" w:cs="Poppins"/>
+        </w:rPr>
+        <w:t xml:space="preserve"> basicamente se carregando for </w:t>
+      </w:r>
+      <w:r>
+        <w:rPr>
+          <w:rFonts w:ascii="Poppins" w:hAnsi="Poppins" w:cs="Poppins"/>
+          <w:shd w:val="clear" w:color="auto" w:fill="A8D08D" w:themeFill="accent6" w:themeFillTint="99"/>
+        </w:rPr>
+        <w:t>TRUE</w:t>
+      </w:r>
+      <w:r>
+        <w:rPr>
+          <w:rFonts w:ascii="Poppins" w:hAnsi="Poppins" w:cs="Poppins"/>
+        </w:rPr>
+        <w:t xml:space="preserve"> </w:t>
+      </w:r>
+      <w:r>
+        <w:rPr>
+          <w:rFonts w:ascii="Poppins" w:hAnsi="Poppins" w:cs="Poppins"/>
+        </w:rPr>
+        <w:t xml:space="preserve">e produtos for </w:t>
+      </w:r>
+      <w:r>
+        <w:rPr>
+          <w:rFonts w:ascii="Poppins" w:hAnsi="Poppins" w:cs="Poppins"/>
+          <w:shd w:val="clear" w:color="auto" w:fill="F4B083" w:themeFill="accent2" w:themeFillTint="99"/>
+        </w:rPr>
+        <w:t>FALSE</w:t>
+      </w:r>
+      <w:r>
+        <w:rPr>
+          <w:rFonts w:ascii="Poppins" w:hAnsi="Poppins" w:cs="Poppins"/>
+        </w:rPr>
+        <w:t xml:space="preserve"> (se entende </w:t>
+      </w:r>
+      <w:r>
+        <w:rPr>
+          <w:rFonts w:ascii="Poppins" w:hAnsi="Poppins" w:cs="Poppins"/>
+          <w:shd w:val="clear" w:color="auto" w:fill="F4B083" w:themeFill="accent2" w:themeFillTint="99"/>
+        </w:rPr>
+        <w:t>FALSE</w:t>
+      </w:r>
+      <w:r>
+        <w:rPr>
+          <w:rFonts w:ascii="Poppins" w:hAnsi="Poppins" w:cs="Poppins"/>
+        </w:rPr>
+        <w:t xml:space="preserve"> por não ter valor ainda), o operador de negação simbolizado por </w:t>
+      </w:r>
+      <w:r>
+        <w:rPr>
+          <w:rFonts w:ascii="Poppins" w:hAnsi="Poppins" w:cs="Poppins"/>
+          <w:shd w:val="clear" w:color="auto" w:fill="FFF2CC" w:themeFill="accent4" w:themeFillTint="33"/>
+        </w:rPr>
+        <w:t>!</w:t>
+      </w:r>
+      <w:r>
+        <w:rPr>
+          <w:rFonts w:ascii="Poppins" w:hAnsi="Poppins" w:cs="Poppins"/>
+        </w:rPr>
+        <w:t xml:space="preserve"> inverte para </w:t>
+      </w:r>
+      <w:r>
+        <w:rPr>
+          <w:rFonts w:ascii="Poppins" w:hAnsi="Poppins" w:cs="Poppins"/>
+          <w:shd w:val="clear" w:color="auto" w:fill="A8D08D" w:themeFill="accent6" w:themeFillTint="99"/>
+        </w:rPr>
+        <w:t>TRUE</w:t>
+      </w:r>
+      <w:r>
+        <w:rPr>
+          <w:rFonts w:ascii="Poppins" w:hAnsi="Poppins" w:cs="Poppins"/>
+        </w:rPr>
+        <w:t xml:space="preserve"> e mostra a mensagem em tela, já que </w:t>
+      </w:r>
+      <w:r>
+        <w:rPr>
+          <w:rFonts w:ascii="Poppins" w:hAnsi="Poppins" w:cs="Poppins"/>
+          <w:shd w:val="clear" w:color="auto" w:fill="FFF2CC" w:themeFill="accent4" w:themeFillTint="33"/>
+        </w:rPr>
+        <w:t>AND</w:t>
+      </w:r>
+      <w:r>
+        <w:rPr>
+          <w:rFonts w:ascii="Poppins" w:hAnsi="Poppins" w:cs="Poppins"/>
+        </w:rPr>
+        <w:t xml:space="preserve"> </w:t>
+      </w:r>
+      <w:r>
+        <w:rPr>
+          <w:rFonts w:ascii="Poppins" w:hAnsi="Poppins" w:cs="Poppins"/>
+        </w:rPr>
+        <w:t xml:space="preserve">executa quando os dois lados forem resultados </w:t>
+      </w:r>
+      <w:r>
+        <w:rPr>
+          <w:rFonts w:ascii="Poppins" w:hAnsi="Poppins" w:cs="Poppins"/>
+          <w:shd w:val="clear" w:color="auto" w:fill="A8D08D" w:themeFill="accent6" w:themeFillTint="99"/>
+        </w:rPr>
+        <w:t>TRUE</w:t>
+      </w:r>
+      <w:r>
+        <w:rPr>
+          <w:rFonts w:ascii="Poppins" w:hAnsi="Poppins" w:cs="Poppins"/>
+        </w:rPr>
+        <w:t xml:space="preserve">. </w:t>
+      </w:r>
+    </w:p>
+    <w:p>
+      <w:pPr>
+        <w:spacing w:after="0"/>
+        <w:jc w:val="both"/>
+        <w:rPr>
+          <w:rFonts w:ascii="Poppins" w:hAnsi="Poppins" w:cs="Poppins"/>
+        </w:rPr>
+      </w:pPr>
+      <w:r>
+        <w:rPr>
+          <w:rFonts w:ascii="Poppins" w:hAnsi="Poppins" w:cs="Poppins"/>
+        </w:rPr>
+        <w:t xml:space="preserve">Agora se produtos for </w:t>
+      </w:r>
+      <w:r>
+        <w:rPr>
+          <w:rFonts w:ascii="Poppins" w:hAnsi="Poppins" w:cs="Poppins"/>
+          <w:shd w:val="clear" w:color="auto" w:fill="A8D08D" w:themeFill="accent6" w:themeFillTint="99"/>
+        </w:rPr>
+        <w:t>TRUE</w:t>
+      </w:r>
+      <w:r>
+        <w:rPr>
+          <w:rFonts w:ascii="Poppins" w:hAnsi="Poppins" w:cs="Poppins"/>
+        </w:rPr>
+        <w:t xml:space="preserve"> (se entende </w:t>
+      </w:r>
+      <w:r>
+        <w:rPr>
+          <w:rFonts w:ascii="Poppins" w:hAnsi="Poppins" w:cs="Poppins"/>
+          <w:shd w:val="clear" w:color="auto" w:fill="A8D08D" w:themeFill="accent6" w:themeFillTint="99"/>
+        </w:rPr>
+        <w:t>TRUE</w:t>
+      </w:r>
+      <w:r>
+        <w:rPr>
+          <w:rFonts w:ascii="Poppins" w:hAnsi="Poppins" w:cs="Poppins"/>
+        </w:rPr>
+        <w:t xml:space="preserve"> por ter algum valor) o operador </w:t>
+      </w:r>
+      <w:r>
+        <w:rPr>
+          <w:rFonts w:ascii="Poppins" w:hAnsi="Poppins" w:cs="Poppins"/>
+          <w:shd w:val="clear" w:color="auto" w:fill="FFF2CC" w:themeFill="accent4" w:themeFillTint="33"/>
+        </w:rPr>
+        <w:t>!</w:t>
+      </w:r>
+      <w:r>
+        <w:rPr>
+          <w:rFonts w:ascii="Poppins" w:hAnsi="Poppins" w:cs="Poppins"/>
+        </w:rPr>
+        <w:t xml:space="preserve"> inverte para </w:t>
+      </w:r>
+      <w:r>
+        <w:rPr>
+          <w:rFonts w:ascii="Poppins" w:hAnsi="Poppins" w:cs="Poppins"/>
+          <w:shd w:val="clear" w:color="auto" w:fill="F4B083" w:themeFill="accent2" w:themeFillTint="99"/>
+        </w:rPr>
+        <w:t>FALSE</w:t>
+      </w:r>
+      <w:r>
+        <w:rPr>
+          <w:rFonts w:ascii="Poppins" w:hAnsi="Poppins" w:cs="Poppins"/>
+        </w:rPr>
+        <w:t xml:space="preserve"> e nenhuma mensagem é exibida.</w:t>
+      </w:r>
+    </w:p>
+    <w:p>
+      <w:pPr>
+        <w:spacing w:after="0"/>
+        <w:jc w:val="both"/>
+        <w:rPr>
+          <w:rFonts w:ascii="Poppins" w:hAnsi="Poppins" w:cs="Poppins"/>
+        </w:rPr>
+      </w:pPr>
+      <w:r>
+        <w:rPr>
+          <w:rFonts w:ascii="Poppins" w:hAnsi="Poppins" w:cs="Poppins"/>
+          <w:b/>
+          <w:bCs/>
+        </w:rPr>
+        <w:t>Linha 6</w:t>
+      </w:r>
+      <w:r>
+        <w:rPr>
+          <w:rFonts w:ascii="Poppins" w:hAnsi="Poppins" w:cs="Poppins"/>
+        </w:rPr>
+        <w:t xml:space="preserve"> a lógica aqui é a mesma, se erro tiver valor, a mensagem é exibida em tela, se não tiver valor nada ocorre.</w:t>
+      </w:r>
+    </w:p>
+    <w:p>
+      <w:pPr>
+        <w:spacing w:after="0"/>
+        <w:jc w:val="both"/>
+        <w:rPr>
+          <w:rFonts w:ascii="Poppins" w:hAnsi="Poppins" w:cs="Poppins"/>
+        </w:rPr>
+      </w:pPr>
+      <w:r>
+        <w:rPr>
+          <w:rFonts w:ascii="Poppins" w:hAnsi="Poppins" w:cs="Poppins"/>
+          <w:noProof/>
         </w:rPr>
         <w:drawing>
-          <wp:inline distT="0" distB="0" distL="0" distR="0" wp14:anchorId="567FF25B" wp14:editId="29AE36FB">
-            <wp:extent cx="3098165" cy="2656840"/>
-            <wp:effectExtent l="0" t="0" r="6985" b="0"/>
-            <wp:docPr id="21" name="Imagem 21"/>
+          <wp:inline distT="0" distB="0" distL="0" distR="0" wp14:anchorId="4FB0EAA2" wp14:editId="088AF853">
+            <wp:extent cx="3098165" cy="3059430"/>
+            <wp:effectExtent l="0" t="0" r="6985" b="7620"/>
+            <wp:docPr id="20" name="Imagem 20"/>
             <wp:cNvGraphicFramePr>
               <a:graphicFrameLocks xmlns:a="http://schemas.openxmlformats.org/drawingml/2006/main" noChangeAspect="1"/>
             </wp:cNvGraphicFramePr>
@@ -606,7 +2012,7 @@
                   <pic:spPr>
                     <a:xfrm>
                       <a:off x="0" y="0"/>
-                      <a:ext cx="3098165" cy="2656840"/>
+                      <a:ext cx="3098165" cy="3059430"/>
                     </a:xfrm>
                     <a:prstGeom prst="rect">
                       <a:avLst/>
@@ -622,67 +2028,337 @@
     <w:p>
       <w:pPr>
         <w:spacing w:after="0"/>
-        <w:rPr>
-          <w:rFonts w:ascii="Poppins" w:hAnsi="Poppins" w:cs="Poppins"/>
-        </w:rPr>
-      </w:pPr>
-    </w:p>
-    <w:p>
-      <w:pPr>
-        <w:spacing w:after="0"/>
-        <w:rPr>
-          <w:rFonts w:ascii="Poppins" w:hAnsi="Poppins" w:cs="Poppins"/>
-        </w:rPr>
-      </w:pPr>
-    </w:p>
-    <w:p>
-      <w:pPr>
-        <w:spacing w:after="0"/>
-        <w:rPr>
-          <w:rFonts w:ascii="Poppins" w:hAnsi="Poppins" w:cs="Poppins"/>
-        </w:rPr>
-      </w:pPr>
-    </w:p>
-    <w:p>
-      <w:pPr>
-        <w:spacing w:after="0"/>
-        <w:rPr>
-          <w:rFonts w:ascii="Poppins" w:hAnsi="Poppins" w:cs="Poppins"/>
-        </w:rPr>
-      </w:pPr>
-    </w:p>
-    <w:p>
-      <w:pPr>
-        <w:spacing w:after="0"/>
-        <w:rPr>
-          <w:rFonts w:ascii="Poppins" w:hAnsi="Poppins" w:cs="Poppins"/>
-        </w:rPr>
-      </w:pPr>
-    </w:p>
-    <w:p>
-      <w:pPr>
-        <w:spacing w:after="0"/>
-        <w:rPr>
-          <w:rFonts w:ascii="Poppins" w:hAnsi="Poppins" w:cs="Poppins"/>
-        </w:rPr>
-      </w:pPr>
-    </w:p>
-    <w:p>
-      <w:pPr>
-        <w:spacing w:after="0"/>
-        <w:rPr>
-          <w:rFonts w:ascii="Poppins" w:hAnsi="Poppins" w:cs="Poppins"/>
-        </w:rPr>
-      </w:pPr>
-      <w:r>
-        <w:rPr>
-          <w:rFonts w:ascii="Poppins" w:hAnsi="Poppins" w:cs="Poppins"/>
-        </w:rPr>
+        <w:jc w:val="both"/>
+        <w:rPr>
+          <w:rFonts w:ascii="Poppins" w:hAnsi="Poppins" w:cs="Poppins"/>
+        </w:rPr>
+      </w:pPr>
+      <w:r>
+        <w:rPr>
+          <w:rFonts w:ascii="Poppins" w:hAnsi="Poppins" w:cs="Poppins"/>
+        </w:rPr>
+        <w:t>Primeiramente temos uma última “validação”, para carregar a listagem.</w:t>
+      </w:r>
+    </w:p>
+    <w:p>
+      <w:pPr>
+        <w:spacing w:after="0"/>
+        <w:jc w:val="both"/>
+        <w:rPr>
+          <w:rFonts w:ascii="Poppins" w:hAnsi="Poppins" w:cs="Poppins"/>
+        </w:rPr>
+      </w:pPr>
+      <w:r>
+        <w:rPr>
+          <w:rFonts w:ascii="Poppins" w:hAnsi="Poppins" w:cs="Poppins"/>
+        </w:rPr>
+        <w:t xml:space="preserve">Linha 1 se produtos forem </w:t>
+      </w:r>
+      <w:r>
+        <w:rPr>
+          <w:rFonts w:ascii="Poppins" w:hAnsi="Poppins" w:cs="Poppins"/>
+          <w:shd w:val="clear" w:color="auto" w:fill="A8D08D" w:themeFill="accent6" w:themeFillTint="99"/>
+        </w:rPr>
+        <w:t>TRUE</w:t>
+      </w:r>
+      <w:r>
+        <w:rPr>
+          <w:rFonts w:ascii="Poppins" w:hAnsi="Poppins" w:cs="Poppins"/>
+        </w:rPr>
+        <w:t xml:space="preserve"> e (</w:t>
+      </w:r>
+      <w:r>
+        <w:rPr>
+          <w:rFonts w:ascii="Poppins" w:hAnsi="Poppins" w:cs="Poppins"/>
+          <w:shd w:val="clear" w:color="auto" w:fill="FFF2CC" w:themeFill="accent4" w:themeFillTint="33"/>
+        </w:rPr>
+        <w:t>AND</w:t>
+      </w:r>
+      <w:r>
+        <w:rPr>
+          <w:rFonts w:ascii="Poppins" w:hAnsi="Poppins" w:cs="Poppins"/>
+        </w:rPr>
+        <w:t xml:space="preserve">) </w:t>
+      </w:r>
+      <w:r>
+        <w:rPr>
+          <w:rFonts w:ascii="Poppins" w:hAnsi="Poppins" w:cs="Poppins"/>
+          <w:shd w:val="clear" w:color="auto" w:fill="FFF2CC" w:themeFill="accent4" w:themeFillTint="33"/>
+        </w:rPr>
+        <w:t>&amp;&amp;</w:t>
+      </w:r>
+      <w:r>
+        <w:rPr>
+          <w:rFonts w:ascii="Poppins" w:hAnsi="Poppins" w:cs="Poppins"/>
+        </w:rPr>
+        <w:t xml:space="preserve"> também for </w:t>
+      </w:r>
+      <w:r>
+        <w:rPr>
+          <w:rFonts w:ascii="Poppins" w:hAnsi="Poppins" w:cs="Poppins"/>
+          <w:shd w:val="clear" w:color="auto" w:fill="A8D08D" w:themeFill="accent6" w:themeFillTint="99"/>
+        </w:rPr>
+        <w:t>TRUE</w:t>
+      </w:r>
+      <w:r>
+        <w:rPr>
+          <w:rFonts w:ascii="Poppins" w:hAnsi="Poppins" w:cs="Poppins"/>
+        </w:rPr>
+        <w:t xml:space="preserve">, a mensagem descrita entre as tags </w:t>
+      </w:r>
+      <w:r>
+        <w:rPr>
+          <w:rFonts w:ascii="Poppins" w:hAnsi="Poppins" w:cs="Poppins"/>
+          <w:shd w:val="clear" w:color="auto" w:fill="FF8F8F"/>
+        </w:rPr>
+        <w:t>&lt;p&gt;</w:t>
+      </w:r>
+      <w:r>
+        <w:rPr>
+          <w:rFonts w:ascii="Poppins" w:hAnsi="Poppins" w:cs="Poppins"/>
+        </w:rPr>
+        <w:t xml:space="preserve"> será exibida, mas se for </w:t>
+      </w:r>
+      <w:r>
+        <w:rPr>
+          <w:rFonts w:ascii="Poppins" w:hAnsi="Poppins" w:cs="Poppins"/>
+          <w:shd w:val="clear" w:color="auto" w:fill="F4B083" w:themeFill="accent2" w:themeFillTint="99"/>
+        </w:rPr>
+        <w:t>FALSE</w:t>
+      </w:r>
+      <w:r>
+        <w:rPr>
+          <w:rFonts w:ascii="Poppins" w:hAnsi="Poppins" w:cs="Poppins"/>
+        </w:rPr>
+        <w:t xml:space="preserve"> a listagem é carregada. Mas temos que nos atentar que:</w:t>
+      </w:r>
+    </w:p>
+    <w:p>
+      <w:pPr>
+        <w:pStyle w:val="PargrafodaLista"/>
+        <w:numPr>
+          <w:ilvl w:val="0"/>
+          <w:numId w:val="3"/>
+        </w:numPr>
+        <w:spacing w:after="0"/>
+        <w:jc w:val="both"/>
+        <w:rPr>
+          <w:rFonts w:ascii="Poppins" w:hAnsi="Poppins" w:cs="Poppins"/>
+        </w:rPr>
+      </w:pPr>
+      <w:r>
+        <w:rPr>
+          <w:rFonts w:ascii="Poppins" w:hAnsi="Poppins" w:cs="Poppins"/>
+        </w:rPr>
+        <w:t xml:space="preserve">produtos é um </w:t>
+      </w:r>
+      <w:r>
+        <w:rPr>
+          <w:rFonts w:ascii="Poppins" w:hAnsi="Poppins" w:cs="Poppins"/>
+          <w:i/>
+          <w:iCs/>
+        </w:rPr>
+        <w:t>array</w:t>
+      </w:r>
+      <w:r>
+        <w:rPr>
+          <w:rFonts w:ascii="Poppins" w:hAnsi="Poppins" w:cs="Poppins"/>
+        </w:rPr>
+        <w:t xml:space="preserve">, e o JavaScript encara como </w:t>
+      </w:r>
+      <w:proofErr w:type="spellStart"/>
+      <w:r>
+        <w:rPr>
+          <w:rFonts w:ascii="Poppins" w:hAnsi="Poppins" w:cs="Poppins"/>
+          <w:shd w:val="clear" w:color="auto" w:fill="A8D08D" w:themeFill="accent6" w:themeFillTint="99"/>
+        </w:rPr>
+        <w:t>true</w:t>
+      </w:r>
+      <w:proofErr w:type="spellEnd"/>
+      <w:r>
+        <w:rPr>
+          <w:rFonts w:ascii="Poppins" w:hAnsi="Poppins" w:cs="Poppins"/>
+        </w:rPr>
+        <w:t xml:space="preserve"> (</w:t>
+      </w:r>
+      <w:r>
+        <w:rPr>
+          <w:rFonts w:ascii="Poppins" w:hAnsi="Poppins" w:cs="Poppins"/>
+          <w:b/>
+          <w:bCs/>
+        </w:rPr>
+        <w:t>SEMPRE</w:t>
+      </w:r>
+      <w:r>
+        <w:rPr>
+          <w:rFonts w:ascii="Poppins" w:hAnsi="Poppins" w:cs="Poppins"/>
+        </w:rPr>
+        <w:t xml:space="preserve">), por isso precisamos do </w:t>
+      </w:r>
+      <w:r>
+        <w:rPr>
+          <w:rFonts w:ascii="Poppins" w:hAnsi="Poppins" w:cs="Poppins"/>
+          <w:shd w:val="clear" w:color="auto" w:fill="FFF2CC" w:themeFill="accent4" w:themeFillTint="33"/>
+        </w:rPr>
+        <w:t>AND</w:t>
+      </w:r>
+      <w:r>
+        <w:rPr>
+          <w:rFonts w:ascii="Poppins" w:hAnsi="Poppins" w:cs="Poppins"/>
+        </w:rPr>
+        <w:t xml:space="preserve"> (</w:t>
+      </w:r>
+      <w:r>
+        <w:rPr>
+          <w:rFonts w:ascii="Poppins" w:hAnsi="Poppins" w:cs="Poppins"/>
+          <w:shd w:val="clear" w:color="auto" w:fill="FFF2CC" w:themeFill="accent4" w:themeFillTint="33"/>
+        </w:rPr>
+        <w:t>&amp;&amp;</w:t>
+      </w:r>
+      <w:r>
+        <w:rPr>
+          <w:rFonts w:ascii="Poppins" w:hAnsi="Poppins" w:cs="Poppins"/>
+        </w:rPr>
+        <w:t>).</w:t>
+      </w:r>
+    </w:p>
+    <w:p>
+      <w:pPr>
+        <w:pStyle w:val="PargrafodaLista"/>
+        <w:numPr>
+          <w:ilvl w:val="0"/>
+          <w:numId w:val="3"/>
+        </w:numPr>
+        <w:spacing w:after="0"/>
+        <w:jc w:val="both"/>
+        <w:rPr>
+          <w:rFonts w:ascii="Poppins" w:hAnsi="Poppins" w:cs="Poppins"/>
+        </w:rPr>
+      </w:pPr>
+      <w:proofErr w:type="spellStart"/>
+      <w:r>
+        <w:rPr>
+          <w:rFonts w:ascii="Poppins" w:hAnsi="Poppins" w:cs="Poppins"/>
+          <w:shd w:val="clear" w:color="auto" w:fill="B4C6E7" w:themeFill="accent1" w:themeFillTint="66"/>
+        </w:rPr>
+        <w:t>produtos.length</w:t>
+      </w:r>
+      <w:proofErr w:type="spellEnd"/>
+      <w:r>
+        <w:rPr>
+          <w:rFonts w:ascii="Poppins" w:hAnsi="Poppins" w:cs="Poppins"/>
+          <w:shd w:val="clear" w:color="auto" w:fill="B4C6E7" w:themeFill="accent1" w:themeFillTint="66"/>
+        </w:rPr>
+        <w:t xml:space="preserve"> === 0</w:t>
+      </w:r>
+      <w:r>
+        <w:rPr>
+          <w:rFonts w:ascii="Poppins" w:hAnsi="Poppins" w:cs="Poppins"/>
+        </w:rPr>
+        <w:t xml:space="preserve"> garante que temos mais que 1 item no nosso </w:t>
+      </w:r>
+      <w:r>
+        <w:rPr>
+          <w:rFonts w:ascii="Poppins" w:hAnsi="Poppins" w:cs="Poppins"/>
+          <w:i/>
+          <w:iCs/>
+        </w:rPr>
+        <w:t>array</w:t>
+      </w:r>
+      <w:r>
+        <w:rPr>
+          <w:rFonts w:ascii="Poppins" w:hAnsi="Poppins" w:cs="Poppins"/>
+        </w:rPr>
+        <w:t xml:space="preserve">, visto que, </w:t>
+      </w:r>
+      <w:proofErr w:type="spellStart"/>
+      <w:r>
+        <w:rPr>
+          <w:rFonts w:ascii="Poppins" w:hAnsi="Poppins" w:cs="Poppins"/>
+          <w:shd w:val="clear" w:color="auto" w:fill="FFF2CC" w:themeFill="accent4" w:themeFillTint="33"/>
+        </w:rPr>
+        <w:t>length</w:t>
+      </w:r>
+      <w:proofErr w:type="spellEnd"/>
+      <w:r>
+        <w:rPr>
+          <w:rFonts w:ascii="Poppins" w:hAnsi="Poppins" w:cs="Poppins"/>
+        </w:rPr>
+        <w:t xml:space="preserve"> obtém quantidade de valores e não a posição do </w:t>
+      </w:r>
+      <w:r>
+        <w:rPr>
+          <w:rFonts w:ascii="Poppins" w:hAnsi="Poppins" w:cs="Poppins"/>
+          <w:i/>
+          <w:iCs/>
+        </w:rPr>
+        <w:t>array</w:t>
+      </w:r>
+      <w:r>
+        <w:rPr>
+          <w:rFonts w:ascii="Poppins" w:hAnsi="Poppins" w:cs="Poppins"/>
+        </w:rPr>
+        <w:t xml:space="preserve">, e o uso de </w:t>
+      </w:r>
+      <w:r>
+        <w:rPr>
+          <w:rFonts w:ascii="Poppins" w:hAnsi="Poppins" w:cs="Poppins"/>
+          <w:shd w:val="clear" w:color="auto" w:fill="FFF2CC" w:themeFill="accent4" w:themeFillTint="33"/>
+        </w:rPr>
+        <w:t>===</w:t>
+      </w:r>
+      <w:r>
+        <w:rPr>
+          <w:rFonts w:ascii="Poppins" w:hAnsi="Poppins" w:cs="Poppins"/>
+        </w:rPr>
+        <w:t xml:space="preserve"> garante que o valor tem que ser IDENTICO. Dito isso, garante o resultado </w:t>
+      </w:r>
+      <w:r>
+        <w:rPr>
+          <w:rFonts w:ascii="Poppins" w:hAnsi="Poppins" w:cs="Poppins"/>
+          <w:shd w:val="clear" w:color="auto" w:fill="A8D08D" w:themeFill="accent6" w:themeFillTint="99"/>
+        </w:rPr>
+        <w:t>TRUE</w:t>
+      </w:r>
+      <w:r>
+        <w:rPr>
+          <w:rFonts w:ascii="Poppins" w:hAnsi="Poppins" w:cs="Poppins"/>
+        </w:rPr>
+        <w:t xml:space="preserve"> ou </w:t>
+      </w:r>
+      <w:r>
+        <w:rPr>
+          <w:rFonts w:ascii="Poppins" w:hAnsi="Poppins" w:cs="Poppins"/>
+          <w:shd w:val="clear" w:color="auto" w:fill="F4B083" w:themeFill="accent2" w:themeFillTint="99"/>
+        </w:rPr>
+        <w:t>FALSE</w:t>
+      </w:r>
+      <w:r>
+        <w:rPr>
+          <w:rFonts w:ascii="Poppins" w:hAnsi="Poppins" w:cs="Poppins"/>
+        </w:rPr>
+        <w:t>.</w:t>
+      </w:r>
+    </w:p>
+    <w:p>
+      <w:pPr>
+        <w:spacing w:after="0"/>
+        <w:jc w:val="both"/>
+        <w:rPr>
+          <w:rFonts w:ascii="Poppins" w:hAnsi="Poppins" w:cs="Poppins"/>
+        </w:rPr>
+      </w:pPr>
+      <w:r>
+        <w:rPr>
+          <w:rFonts w:ascii="Poppins" w:hAnsi="Poppins" w:cs="Poppins"/>
+          <w:noProof/>
+        </w:rPr>
+        <w:lastRenderedPageBreak/>
         <w:drawing>
-          <wp:inline distT="0" distB="0" distL="0" distR="0" wp14:anchorId="44BA56F7" wp14:editId="6C6C79EE">
-            <wp:extent cx="3098165" cy="1021080"/>
-            <wp:effectExtent l="0" t="0" r="6985" b="7620"/>
-            <wp:docPr id="22" name="Imagem 22"/>
+          <wp:inline distT="0" distB="0" distL="0" distR="0" wp14:anchorId="567FF25B" wp14:editId="29AE36FB">
+            <wp:extent cx="3098165" cy="2656840"/>
+            <wp:effectExtent l="0" t="0" r="6985" b="0"/>
+            <wp:docPr id="21" name="Imagem 21"/>
             <wp:cNvGraphicFramePr>
               <a:graphicFrameLocks xmlns:a="http://schemas.openxmlformats.org/drawingml/2006/main" noChangeAspect="1"/>
             </wp:cNvGraphicFramePr>
@@ -702,7 +2378,7 @@
                   <pic:spPr>
                     <a:xfrm>
                       <a:off x="0" y="0"/>
-                      <a:ext cx="3098165" cy="1021080"/>
+                      <a:ext cx="3098165" cy="2656840"/>
                     </a:xfrm>
                     <a:prstGeom prst="rect">
                       <a:avLst/>
@@ -714,15 +2390,363 @@
           </wp:inline>
         </w:drawing>
       </w:r>
-      <w:r>
-        <w:rPr>
-          <w:rFonts w:ascii="Poppins" w:hAnsi="Poppins" w:cs="Poppins"/>
+    </w:p>
+    <w:p>
+      <w:pPr>
+        <w:spacing w:after="0"/>
+        <w:jc w:val="both"/>
+        <w:rPr>
+          <w:rFonts w:ascii="Poppins" w:hAnsi="Poppins" w:cs="Poppins"/>
+        </w:rPr>
+      </w:pPr>
+      <w:r>
+        <w:rPr>
+          <w:rFonts w:ascii="Poppins" w:hAnsi="Poppins" w:cs="Poppins"/>
+        </w:rPr>
+        <w:t xml:space="preserve">Até agora garantimos que temos sim dados (ou não) a serem exibidos, e vamos fazer mais uma validação antes de aplicarmos o método </w:t>
+      </w:r>
+      <w:r>
+        <w:rPr>
+          <w:rFonts w:ascii="Poppins" w:hAnsi="Poppins" w:cs="Poppins"/>
+          <w:shd w:val="clear" w:color="auto" w:fill="A8D08D" w:themeFill="accent6" w:themeFillTint="99"/>
+        </w:rPr>
+        <w:t>.map</w:t>
+      </w:r>
+      <w:r>
+        <w:rPr>
+          <w:rFonts w:ascii="Poppins" w:hAnsi="Poppins" w:cs="Poppins"/>
+        </w:rPr>
+        <w:t>.</w:t>
+      </w:r>
+    </w:p>
+    <w:p>
+      <w:pPr>
+        <w:spacing w:after="0"/>
+        <w:jc w:val="both"/>
+        <w:rPr>
+          <w:rFonts w:ascii="Poppins" w:hAnsi="Poppins" w:cs="Poppins"/>
+        </w:rPr>
+      </w:pPr>
+      <w:r>
+        <w:rPr>
+          <w:rFonts w:ascii="Poppins" w:hAnsi="Poppins" w:cs="Poppins"/>
+          <w:b/>
+          <w:bCs/>
+        </w:rPr>
+        <w:t>Linha 2</w:t>
+      </w:r>
+      <w:r>
+        <w:rPr>
+          <w:rFonts w:ascii="Poppins" w:hAnsi="Poppins" w:cs="Poppins"/>
+        </w:rPr>
+        <w:t xml:space="preserve"> </w:t>
+      </w:r>
+      <w:r>
+        <w:rPr>
+          <w:rFonts w:ascii="Poppins" w:hAnsi="Poppins" w:cs="Poppins"/>
+          <w:shd w:val="clear" w:color="auto" w:fill="FFF2CC" w:themeFill="accent4" w:themeFillTint="33"/>
+        </w:rPr>
+        <w:t>produtos?</w:t>
+      </w:r>
+      <w:r>
+        <w:rPr>
+          <w:rFonts w:ascii="Poppins" w:hAnsi="Poppins" w:cs="Poppins"/>
+          <w:shd w:val="clear" w:color="auto" w:fill="FFF2CC" w:themeFill="accent4" w:themeFillTint="33"/>
+        </w:rPr>
+        <w:t>.</w:t>
+      </w:r>
+      <w:r>
+        <w:rPr>
+          <w:rFonts w:ascii="Poppins" w:hAnsi="Poppins" w:cs="Poppins"/>
+        </w:rPr>
+        <w:t xml:space="preserve"> Aplicamos o operador ternário diretamente no </w:t>
+      </w:r>
+      <w:r>
+        <w:rPr>
+          <w:rFonts w:ascii="Poppins" w:hAnsi="Poppins" w:cs="Poppins"/>
+          <w:i/>
+          <w:iCs/>
+        </w:rPr>
+        <w:t>array</w:t>
+      </w:r>
+      <w:r>
+        <w:rPr>
+          <w:rFonts w:ascii="Poppins" w:hAnsi="Poppins" w:cs="Poppins"/>
+        </w:rPr>
+        <w:t xml:space="preserve"> de produtos, e isso faz com que só execute o </w:t>
+      </w:r>
+      <w:r>
+        <w:rPr>
+          <w:rFonts w:ascii="Poppins" w:hAnsi="Poppins" w:cs="Poppins"/>
+          <w:shd w:val="clear" w:color="auto" w:fill="A8D08D" w:themeFill="accent6" w:themeFillTint="99"/>
+        </w:rPr>
+        <w:t>.</w:t>
+      </w:r>
+      <w:proofErr w:type="spellStart"/>
+      <w:r>
+        <w:rPr>
+          <w:rFonts w:ascii="Poppins" w:hAnsi="Poppins" w:cs="Poppins"/>
+          <w:shd w:val="clear" w:color="auto" w:fill="A8D08D" w:themeFill="accent6" w:themeFillTint="99"/>
+        </w:rPr>
+        <w:t>map</w:t>
+      </w:r>
+      <w:proofErr w:type="spellEnd"/>
+      <w:r>
+        <w:rPr>
+          <w:rFonts w:ascii="Poppins" w:hAnsi="Poppins" w:cs="Poppins"/>
+        </w:rPr>
+        <w:t xml:space="preserve"> se o array for </w:t>
+      </w:r>
+      <w:proofErr w:type="spellStart"/>
+      <w:r>
+        <w:rPr>
+          <w:rFonts w:ascii="Poppins" w:hAnsi="Poppins" w:cs="Poppins"/>
+          <w:shd w:val="clear" w:color="auto" w:fill="A8D08D" w:themeFill="accent6" w:themeFillTint="99"/>
+        </w:rPr>
+        <w:t>true</w:t>
+      </w:r>
+      <w:proofErr w:type="spellEnd"/>
+      <w:r>
+        <w:rPr>
+          <w:rFonts w:ascii="Poppins" w:hAnsi="Poppins" w:cs="Poppins"/>
+        </w:rPr>
+        <w:t xml:space="preserve">, ou seja, mesmo que o </w:t>
+      </w:r>
+      <w:r>
+        <w:rPr>
+          <w:rFonts w:ascii="Poppins" w:hAnsi="Poppins" w:cs="Poppins"/>
+          <w:i/>
+          <w:iCs/>
+        </w:rPr>
+        <w:t>array</w:t>
+      </w:r>
+      <w:r>
+        <w:rPr>
+          <w:rFonts w:ascii="Poppins" w:hAnsi="Poppins" w:cs="Poppins"/>
+        </w:rPr>
+        <w:t xml:space="preserve"> esteja vazio o </w:t>
+      </w:r>
+      <w:r>
+        <w:rPr>
+          <w:rFonts w:ascii="Poppins" w:hAnsi="Poppins" w:cs="Poppins"/>
+          <w:shd w:val="clear" w:color="auto" w:fill="A8D08D" w:themeFill="accent6" w:themeFillTint="99"/>
+        </w:rPr>
+        <w:t>.</w:t>
+      </w:r>
+      <w:proofErr w:type="spellStart"/>
+      <w:r>
+        <w:rPr>
+          <w:rFonts w:ascii="Poppins" w:hAnsi="Poppins" w:cs="Poppins"/>
+          <w:shd w:val="clear" w:color="auto" w:fill="A8D08D" w:themeFill="accent6" w:themeFillTint="99"/>
+        </w:rPr>
+        <w:t>map</w:t>
+      </w:r>
+      <w:proofErr w:type="spellEnd"/>
+      <w:r>
+        <w:rPr>
+          <w:rFonts w:ascii="Poppins" w:hAnsi="Poppins" w:cs="Poppins"/>
+        </w:rPr>
+        <w:t xml:space="preserve"> é executado. Porém estamos protegendo o </w:t>
+      </w:r>
+      <w:r>
+        <w:rPr>
+          <w:rFonts w:ascii="Poppins" w:hAnsi="Poppins" w:cs="Poppins"/>
+          <w:shd w:val="clear" w:color="auto" w:fill="A8D08D" w:themeFill="accent6" w:themeFillTint="99"/>
+        </w:rPr>
+        <w:t>.</w:t>
+      </w:r>
+      <w:proofErr w:type="spellStart"/>
+      <w:r>
+        <w:rPr>
+          <w:rFonts w:ascii="Poppins" w:hAnsi="Poppins" w:cs="Poppins"/>
+          <w:shd w:val="clear" w:color="auto" w:fill="A8D08D" w:themeFill="accent6" w:themeFillTint="99"/>
+        </w:rPr>
+        <w:t>map</w:t>
+      </w:r>
+      <w:proofErr w:type="spellEnd"/>
+      <w:r>
+        <w:rPr>
+          <w:rFonts w:ascii="Poppins" w:hAnsi="Poppins" w:cs="Poppins"/>
+        </w:rPr>
+        <w:t xml:space="preserve"> de erros de dados, como se os dados tiver </w:t>
+      </w:r>
+      <w:proofErr w:type="spellStart"/>
+      <w:r>
+        <w:rPr>
+          <w:rFonts w:ascii="Poppins" w:hAnsi="Poppins" w:cs="Poppins"/>
+          <w:shd w:val="clear" w:color="auto" w:fill="F4B083" w:themeFill="accent2" w:themeFillTint="99"/>
+        </w:rPr>
+        <w:t>NaN</w:t>
+      </w:r>
+      <w:proofErr w:type="spellEnd"/>
+      <w:r>
+        <w:rPr>
+          <w:rFonts w:ascii="Poppins" w:hAnsi="Poppins" w:cs="Poppins"/>
+        </w:rPr>
+        <w:t xml:space="preserve">, </w:t>
+      </w:r>
+      <w:proofErr w:type="spellStart"/>
+      <w:r>
+        <w:rPr>
+          <w:rFonts w:ascii="Poppins" w:hAnsi="Poppins" w:cs="Poppins"/>
+          <w:shd w:val="clear" w:color="auto" w:fill="F4B083" w:themeFill="accent2" w:themeFillTint="99"/>
+        </w:rPr>
+        <w:t>null</w:t>
+      </w:r>
+      <w:proofErr w:type="spellEnd"/>
+      <w:r>
+        <w:rPr>
+          <w:rFonts w:ascii="Poppins" w:hAnsi="Poppins" w:cs="Poppins"/>
+        </w:rPr>
+        <w:t xml:space="preserve"> ou </w:t>
+      </w:r>
+      <w:proofErr w:type="spellStart"/>
+      <w:r>
+        <w:rPr>
+          <w:rFonts w:ascii="Poppins" w:hAnsi="Poppins" w:cs="Poppins"/>
+          <w:shd w:val="clear" w:color="auto" w:fill="F4B083" w:themeFill="accent2" w:themeFillTint="99"/>
+        </w:rPr>
+        <w:t>undefined</w:t>
+      </w:r>
+      <w:proofErr w:type="spellEnd"/>
+      <w:r>
+        <w:rPr>
+          <w:rFonts w:ascii="Poppins" w:hAnsi="Poppins" w:cs="Poppins"/>
+        </w:rPr>
+        <w:t xml:space="preserve">. Estamos protegendo o </w:t>
+      </w:r>
+      <w:r>
+        <w:rPr>
+          <w:rFonts w:ascii="Poppins" w:hAnsi="Poppins" w:cs="Poppins"/>
+          <w:shd w:val="clear" w:color="auto" w:fill="A8D08D" w:themeFill="accent6" w:themeFillTint="99"/>
+        </w:rPr>
+        <w:t>.</w:t>
+      </w:r>
+      <w:proofErr w:type="spellStart"/>
+      <w:r>
+        <w:rPr>
+          <w:rFonts w:ascii="Poppins" w:hAnsi="Poppins" w:cs="Poppins"/>
+          <w:shd w:val="clear" w:color="auto" w:fill="A8D08D" w:themeFill="accent6" w:themeFillTint="99"/>
+        </w:rPr>
+        <w:t>map</w:t>
+      </w:r>
+      <w:proofErr w:type="spellEnd"/>
+      <w:r>
+        <w:rPr>
+          <w:rFonts w:ascii="Poppins" w:hAnsi="Poppins" w:cs="Poppins"/>
+        </w:rPr>
+        <w:t xml:space="preserve"> desses </w:t>
+      </w:r>
+      <w:r>
+        <w:rPr>
+          <w:rFonts w:ascii="Poppins" w:hAnsi="Poppins" w:cs="Poppins"/>
+        </w:rPr>
+        <w:t>“</w:t>
+      </w:r>
+      <w:r>
+        <w:rPr>
+          <w:rFonts w:ascii="Poppins" w:hAnsi="Poppins" w:cs="Poppins"/>
+          <w:b/>
+          <w:bCs/>
+          <w:u w:val="single"/>
+        </w:rPr>
+        <w:t>dados errados</w:t>
+      </w:r>
+      <w:r>
+        <w:rPr>
+          <w:rFonts w:ascii="Poppins" w:hAnsi="Poppins" w:cs="Poppins"/>
+        </w:rPr>
+        <w:t xml:space="preserve">” e não de um </w:t>
+      </w:r>
+      <w:r>
+        <w:rPr>
+          <w:rFonts w:ascii="Poppins" w:hAnsi="Poppins" w:cs="Poppins"/>
+          <w:i/>
+          <w:iCs/>
+        </w:rPr>
+        <w:t>array</w:t>
+      </w:r>
+      <w:r>
+        <w:rPr>
+          <w:rFonts w:ascii="Poppins" w:hAnsi="Poppins" w:cs="Poppins"/>
+        </w:rPr>
+        <w:t xml:space="preserve"> vazio.</w:t>
+      </w:r>
+    </w:p>
+    <w:p>
+      <w:pPr>
+        <w:spacing w:after="0"/>
+        <w:jc w:val="both"/>
+        <w:rPr>
+          <w:rFonts w:ascii="Poppins" w:hAnsi="Poppins" w:cs="Poppins"/>
+        </w:rPr>
+      </w:pPr>
+    </w:p>
+    <w:p>
+      <w:pPr>
+        <w:spacing w:after="0"/>
+        <w:jc w:val="both"/>
+        <w:rPr>
+          <w:rFonts w:ascii="Poppins" w:hAnsi="Poppins" w:cs="Poppins"/>
+        </w:rPr>
+      </w:pPr>
+    </w:p>
+    <w:p>
+      <w:pPr>
+        <w:shd w:val="clear" w:color="auto" w:fill="2F5496" w:themeFill="accent1" w:themeFillShade="BF"/>
+        <w:spacing w:after="0"/>
+        <w:jc w:val="center"/>
+        <w:rPr>
+          <w:rFonts w:ascii="Poppins" w:hAnsi="Poppins" w:cs="Poppins"/>
+          <w:color w:val="FFFFFF" w:themeColor="background1"/>
+        </w:rPr>
+      </w:pPr>
+      <w:proofErr w:type="spellStart"/>
+      <w:r>
+        <w:rPr>
+          <w:rFonts w:ascii="Poppins" w:hAnsi="Poppins" w:cs="Poppins"/>
+          <w:b/>
+          <w:bCs/>
+          <w:color w:val="FFFFFF" w:themeColor="background1"/>
+        </w:rPr>
+        <w:t>useFecth</w:t>
+      </w:r>
+      <w:r>
+        <w:rPr>
+          <w:rFonts w:ascii="Poppins" w:hAnsi="Poppins" w:cs="Poppins"/>
+          <w:b/>
+          <w:bCs/>
+          <w:color w:val="FFFFFF" w:themeColor="background1"/>
+        </w:rPr>
+        <w:t>.JSX</w:t>
+      </w:r>
+      <w:proofErr w:type="spellEnd"/>
+      <w:r>
+        <w:rPr>
+          <w:rFonts w:ascii="Poppins" w:hAnsi="Poppins" w:cs="Poppins"/>
+          <w:color w:val="FFFFFF" w:themeColor="background1"/>
+        </w:rPr>
+        <w:t>(Hook externo)</w:t>
+      </w:r>
+    </w:p>
+    <w:p>
+      <w:pPr>
+        <w:spacing w:after="0"/>
+        <w:jc w:val="both"/>
+        <w:rPr>
+          <w:rFonts w:ascii="Poppins" w:hAnsi="Poppins" w:cs="Poppins"/>
+        </w:rPr>
+      </w:pPr>
+      <w:r>
+        <w:rPr>
+          <w:rFonts w:ascii="Poppins" w:hAnsi="Poppins" w:cs="Poppins"/>
+          <w:noProof/>
         </w:rPr>
         <w:drawing>
-          <wp:inline distT="0" distB="0" distL="0" distR="0" wp14:anchorId="073A0068" wp14:editId="161507B8">
-            <wp:extent cx="3098165" cy="1094105"/>
-            <wp:effectExtent l="0" t="0" r="6985" b="0"/>
-            <wp:docPr id="23" name="Imagem 23"/>
+          <wp:inline distT="0" distB="0" distL="0" distR="0" wp14:anchorId="44BA56F7" wp14:editId="6C6C79EE">
+            <wp:extent cx="3098165" cy="1021080"/>
+            <wp:effectExtent l="0" t="0" r="6985" b="7620"/>
+            <wp:docPr id="22" name="Imagem 22"/>
             <wp:cNvGraphicFramePr>
               <a:graphicFrameLocks xmlns:a="http://schemas.openxmlformats.org/drawingml/2006/main" noChangeAspect="1"/>
             </wp:cNvGraphicFramePr>
@@ -742,7 +2766,7 @@
                   <pic:spPr>
                     <a:xfrm>
                       <a:off x="0" y="0"/>
-                      <a:ext cx="3098165" cy="1094105"/>
+                      <a:ext cx="3098165" cy="1021080"/>
                     </a:xfrm>
                     <a:prstGeom prst="rect">
                       <a:avLst/>
@@ -757,12 +2781,13 @@
       <w:r>
         <w:rPr>
           <w:rFonts w:ascii="Poppins" w:hAnsi="Poppins" w:cs="Poppins"/>
+          <w:noProof/>
         </w:rPr>
         <w:drawing>
-          <wp:inline distT="0" distB="0" distL="0" distR="0" wp14:anchorId="6C07E624" wp14:editId="4555C970">
-            <wp:extent cx="3098165" cy="1280795"/>
+          <wp:inline distT="0" distB="0" distL="0" distR="0" wp14:anchorId="073A0068" wp14:editId="161507B8">
+            <wp:extent cx="3098165" cy="1094105"/>
             <wp:effectExtent l="0" t="0" r="6985" b="0"/>
-            <wp:docPr id="24" name="Imagem 24"/>
+            <wp:docPr id="23" name="Imagem 23"/>
             <wp:cNvGraphicFramePr>
               <a:graphicFrameLocks xmlns:a="http://schemas.openxmlformats.org/drawingml/2006/main" noChangeAspect="1"/>
             </wp:cNvGraphicFramePr>
@@ -782,7 +2807,7 @@
                   <pic:spPr>
                     <a:xfrm>
                       <a:off x="0" y="0"/>
-                      <a:ext cx="3098165" cy="1280795"/>
+                      <a:ext cx="3098165" cy="1094105"/>
                     </a:xfrm>
                     <a:prstGeom prst="rect">
                       <a:avLst/>
@@ -797,12 +2822,13 @@
       <w:r>
         <w:rPr>
           <w:rFonts w:ascii="Poppins" w:hAnsi="Poppins" w:cs="Poppins"/>
+          <w:noProof/>
         </w:rPr>
         <w:drawing>
-          <wp:inline distT="0" distB="0" distL="0" distR="0" wp14:anchorId="72307C3B" wp14:editId="22AABA38">
-            <wp:extent cx="3098165" cy="1522730"/>
-            <wp:effectExtent l="0" t="0" r="6985" b="1270"/>
-            <wp:docPr id="25" name="Imagem 25"/>
+          <wp:inline distT="0" distB="0" distL="0" distR="0" wp14:anchorId="6C07E624" wp14:editId="4555C970">
+            <wp:extent cx="3098165" cy="1280795"/>
+            <wp:effectExtent l="0" t="0" r="6985" b="0"/>
+            <wp:docPr id="24" name="Imagem 24"/>
             <wp:cNvGraphicFramePr>
               <a:graphicFrameLocks xmlns:a="http://schemas.openxmlformats.org/drawingml/2006/main" noChangeAspect="1"/>
             </wp:cNvGraphicFramePr>
@@ -822,7 +2848,7 @@
                   <pic:spPr>
                     <a:xfrm>
                       <a:off x="0" y="0"/>
-                      <a:ext cx="3098165" cy="1522730"/>
+                      <a:ext cx="3098165" cy="1280795"/>
                     </a:xfrm>
                     <a:prstGeom prst="rect">
                       <a:avLst/>
@@ -834,23 +2860,16 @@
           </wp:inline>
         </w:drawing>
       </w:r>
-    </w:p>
-    <w:p>
-      <w:pPr>
-        <w:spacing w:after="0"/>
-        <w:rPr>
-          <w:rFonts w:ascii="Poppins" w:hAnsi="Poppins" w:cs="Poppins"/>
-        </w:rPr>
-      </w:pPr>
-      <w:r>
-        <w:rPr>
-          <w:rFonts w:ascii="Poppins" w:hAnsi="Poppins" w:cs="Poppins"/>
+      <w:r>
+        <w:rPr>
+          <w:rFonts w:ascii="Poppins" w:hAnsi="Poppins" w:cs="Poppins"/>
+          <w:noProof/>
         </w:rPr>
         <w:drawing>
-          <wp:inline distT="0" distB="0" distL="0" distR="0" wp14:anchorId="6E88CBFE" wp14:editId="141D39F4">
-            <wp:extent cx="3098165" cy="2120265"/>
-            <wp:effectExtent l="0" t="0" r="6985" b="0"/>
-            <wp:docPr id="26" name="Imagem 26"/>
+          <wp:inline distT="0" distB="0" distL="0" distR="0" wp14:anchorId="72307C3B" wp14:editId="22AABA38">
+            <wp:extent cx="3098165" cy="1522730"/>
+            <wp:effectExtent l="0" t="0" r="6985" b="1270"/>
+            <wp:docPr id="25" name="Imagem 25"/>
             <wp:cNvGraphicFramePr>
               <a:graphicFrameLocks xmlns:a="http://schemas.openxmlformats.org/drawingml/2006/main" noChangeAspect="1"/>
             </wp:cNvGraphicFramePr>
@@ -870,7 +2889,7 @@
                   <pic:spPr>
                     <a:xfrm>
                       <a:off x="0" y="0"/>
-                      <a:ext cx="3098165" cy="2120265"/>
+                      <a:ext cx="3098165" cy="1522730"/>
                     </a:xfrm>
                     <a:prstGeom prst="rect">
                       <a:avLst/>
@@ -882,15 +2901,25 @@
           </wp:inline>
         </w:drawing>
       </w:r>
-      <w:r>
-        <w:rPr>
-          <w:rFonts w:ascii="Poppins" w:hAnsi="Poppins" w:cs="Poppins"/>
+    </w:p>
+    <w:p>
+      <w:pPr>
+        <w:spacing w:after="0"/>
+        <w:jc w:val="both"/>
+        <w:rPr>
+          <w:rFonts w:ascii="Poppins" w:hAnsi="Poppins" w:cs="Poppins"/>
+        </w:rPr>
+      </w:pPr>
+      <w:r>
+        <w:rPr>
+          <w:rFonts w:ascii="Poppins" w:hAnsi="Poppins" w:cs="Poppins"/>
+          <w:noProof/>
         </w:rPr>
         <w:drawing>
-          <wp:inline distT="0" distB="0" distL="0" distR="0" wp14:anchorId="48AFC6C6" wp14:editId="2DCEFBF8">
-            <wp:extent cx="3098165" cy="1452880"/>
+          <wp:inline distT="0" distB="0" distL="0" distR="0" wp14:anchorId="6E88CBFE" wp14:editId="141D39F4">
+            <wp:extent cx="3098165" cy="2120265"/>
             <wp:effectExtent l="0" t="0" r="6985" b="0"/>
-            <wp:docPr id="27" name="Imagem 27"/>
+            <wp:docPr id="26" name="Imagem 26"/>
             <wp:cNvGraphicFramePr>
               <a:graphicFrameLocks xmlns:a="http://schemas.openxmlformats.org/drawingml/2006/main" noChangeAspect="1"/>
             </wp:cNvGraphicFramePr>
@@ -910,7 +2939,7 @@
                   <pic:spPr>
                     <a:xfrm>
                       <a:off x="0" y="0"/>
-                      <a:ext cx="3098165" cy="1452880"/>
+                      <a:ext cx="3098165" cy="2120265"/>
                     </a:xfrm>
                     <a:prstGeom prst="rect">
                       <a:avLst/>
@@ -922,24 +2951,16 @@
           </wp:inline>
         </w:drawing>
       </w:r>
-    </w:p>
-    <w:p>
-      <w:pPr>
-        <w:spacing w:after="0"/>
-        <w:rPr>
-          <w:rFonts w:ascii="Poppins" w:hAnsi="Poppins" w:cs="Poppins"/>
-        </w:rPr>
-      </w:pPr>
-      <w:r>
-        <w:rPr>
-          <w:rFonts w:ascii="Poppins" w:hAnsi="Poppins" w:cs="Poppins"/>
-        </w:rPr>
-        <w:lastRenderedPageBreak/>
+      <w:r>
+        <w:rPr>
+          <w:rFonts w:ascii="Poppins" w:hAnsi="Poppins" w:cs="Poppins"/>
+          <w:noProof/>
+        </w:rPr>
         <w:drawing>
-          <wp:inline distT="0" distB="0" distL="0" distR="0" wp14:anchorId="75701603" wp14:editId="0E09EBD9">
-            <wp:extent cx="3098165" cy="1940560"/>
-            <wp:effectExtent l="0" t="0" r="6985" b="2540"/>
-            <wp:docPr id="28" name="Imagem 28"/>
+          <wp:inline distT="0" distB="0" distL="0" distR="0" wp14:anchorId="48AFC6C6" wp14:editId="2DCEFBF8">
+            <wp:extent cx="3098165" cy="1452880"/>
+            <wp:effectExtent l="0" t="0" r="6985" b="0"/>
+            <wp:docPr id="27" name="Imagem 27"/>
             <wp:cNvGraphicFramePr>
               <a:graphicFrameLocks xmlns:a="http://schemas.openxmlformats.org/drawingml/2006/main" noChangeAspect="1"/>
             </wp:cNvGraphicFramePr>
@@ -959,7 +2980,7 @@
                   <pic:spPr>
                     <a:xfrm>
                       <a:off x="0" y="0"/>
-                      <a:ext cx="3098165" cy="1940560"/>
+                      <a:ext cx="3098165" cy="1452880"/>
                     </a:xfrm>
                     <a:prstGeom prst="rect">
                       <a:avLst/>
@@ -971,15 +2992,26 @@
           </wp:inline>
         </w:drawing>
       </w:r>
-      <w:r>
-        <w:rPr>
-          <w:rFonts w:ascii="Poppins" w:hAnsi="Poppins" w:cs="Poppins"/>
-        </w:rPr>
+    </w:p>
+    <w:p>
+      <w:pPr>
+        <w:spacing w:after="0"/>
+        <w:jc w:val="both"/>
+        <w:rPr>
+          <w:rFonts w:ascii="Poppins" w:hAnsi="Poppins" w:cs="Poppins"/>
+        </w:rPr>
+      </w:pPr>
+      <w:r>
+        <w:rPr>
+          <w:rFonts w:ascii="Poppins" w:hAnsi="Poppins" w:cs="Poppins"/>
+          <w:noProof/>
+        </w:rPr>
+        <w:lastRenderedPageBreak/>
         <w:drawing>
-          <wp:inline distT="0" distB="0" distL="0" distR="0" wp14:anchorId="2C0A02DA" wp14:editId="289146CC">
-            <wp:extent cx="3098165" cy="4764405"/>
-            <wp:effectExtent l="0" t="0" r="6985" b="0"/>
-            <wp:docPr id="29" name="Imagem 29"/>
+          <wp:inline distT="0" distB="0" distL="0" distR="0" wp14:anchorId="75701603" wp14:editId="0E09EBD9">
+            <wp:extent cx="3098165" cy="1940560"/>
+            <wp:effectExtent l="0" t="0" r="6985" b="2540"/>
+            <wp:docPr id="28" name="Imagem 28"/>
             <wp:cNvGraphicFramePr>
               <a:graphicFrameLocks xmlns:a="http://schemas.openxmlformats.org/drawingml/2006/main" noChangeAspect="1"/>
             </wp:cNvGraphicFramePr>
@@ -999,7 +3031,7 @@
                   <pic:spPr>
                     <a:xfrm>
                       <a:off x="0" y="0"/>
-                      <a:ext cx="3098165" cy="4764405"/>
+                      <a:ext cx="3098165" cy="1940560"/>
                     </a:xfrm>
                     <a:prstGeom prst="rect">
                       <a:avLst/>
@@ -1011,23 +3043,16 @@
           </wp:inline>
         </w:drawing>
       </w:r>
-    </w:p>
-    <w:p>
-      <w:pPr>
-        <w:spacing w:after="0"/>
-        <w:rPr>
-          <w:rFonts w:ascii="Poppins" w:hAnsi="Poppins" w:cs="Poppins"/>
-        </w:rPr>
-      </w:pPr>
-      <w:r>
-        <w:rPr>
-          <w:rFonts w:ascii="Poppins" w:hAnsi="Poppins" w:cs="Poppins"/>
+      <w:r>
+        <w:rPr>
+          <w:rFonts w:ascii="Poppins" w:hAnsi="Poppins" w:cs="Poppins"/>
+          <w:noProof/>
         </w:rPr>
         <w:drawing>
-          <wp:inline distT="0" distB="0" distL="0" distR="0" wp14:anchorId="434EE64C" wp14:editId="6D0C472B">
-            <wp:extent cx="3098165" cy="1966595"/>
+          <wp:inline distT="0" distB="0" distL="0" distR="0" wp14:anchorId="2C0A02DA" wp14:editId="289146CC">
+            <wp:extent cx="3098165" cy="4764405"/>
             <wp:effectExtent l="0" t="0" r="6985" b="0"/>
-            <wp:docPr id="30" name="Imagem 30"/>
+            <wp:docPr id="29" name="Imagem 29"/>
             <wp:cNvGraphicFramePr>
               <a:graphicFrameLocks xmlns:a="http://schemas.openxmlformats.org/drawingml/2006/main" noChangeAspect="1"/>
             </wp:cNvGraphicFramePr>
@@ -1047,7 +3072,7 @@
                   <pic:spPr>
                     <a:xfrm>
                       <a:off x="0" y="0"/>
-                      <a:ext cx="3098165" cy="1966595"/>
+                      <a:ext cx="3098165" cy="4764405"/>
                     </a:xfrm>
                     <a:prstGeom prst="rect">
                       <a:avLst/>
@@ -1063,19 +3088,21 @@
     <w:p>
       <w:pPr>
         <w:spacing w:after="0"/>
-        <w:rPr>
-          <w:rFonts w:ascii="Poppins" w:hAnsi="Poppins" w:cs="Poppins"/>
-        </w:rPr>
-      </w:pPr>
-      <w:r>
-        <w:rPr>
-          <w:rFonts w:ascii="Poppins" w:hAnsi="Poppins" w:cs="Poppins"/>
+        <w:jc w:val="both"/>
+        <w:rPr>
+          <w:rFonts w:ascii="Poppins" w:hAnsi="Poppins" w:cs="Poppins"/>
+        </w:rPr>
+      </w:pPr>
+      <w:r>
+        <w:rPr>
+          <w:rFonts w:ascii="Poppins" w:hAnsi="Poppins" w:cs="Poppins"/>
+          <w:noProof/>
         </w:rPr>
         <w:drawing>
-          <wp:inline distT="0" distB="0" distL="0" distR="0" wp14:anchorId="699016BF" wp14:editId="78E54922">
-            <wp:extent cx="3098165" cy="1541145"/>
-            <wp:effectExtent l="0" t="0" r="6985" b="1905"/>
-            <wp:docPr id="31" name="Imagem 31"/>
+          <wp:inline distT="0" distB="0" distL="0" distR="0" wp14:anchorId="434EE64C" wp14:editId="6D0C472B">
+            <wp:extent cx="3098165" cy="1966595"/>
+            <wp:effectExtent l="0" t="0" r="6985" b="0"/>
+            <wp:docPr id="30" name="Imagem 30"/>
             <wp:cNvGraphicFramePr>
               <a:graphicFrameLocks xmlns:a="http://schemas.openxmlformats.org/drawingml/2006/main" noChangeAspect="1"/>
             </wp:cNvGraphicFramePr>
@@ -1095,7 +3122,7 @@
                   <pic:spPr>
                     <a:xfrm>
                       <a:off x="0" y="0"/>
-                      <a:ext cx="3098165" cy="1541145"/>
+                      <a:ext cx="3098165" cy="1966595"/>
                     </a:xfrm>
                     <a:prstGeom prst="rect">
                       <a:avLst/>
@@ -1107,15 +3134,25 @@
           </wp:inline>
         </w:drawing>
       </w:r>
-      <w:r>
-        <w:rPr>
-          <w:rFonts w:ascii="Poppins" w:hAnsi="Poppins" w:cs="Poppins"/>
+    </w:p>
+    <w:p>
+      <w:pPr>
+        <w:spacing w:after="0"/>
+        <w:jc w:val="both"/>
+        <w:rPr>
+          <w:rFonts w:ascii="Poppins" w:hAnsi="Poppins" w:cs="Poppins"/>
+        </w:rPr>
+      </w:pPr>
+      <w:r>
+        <w:rPr>
+          <w:rFonts w:ascii="Poppins" w:hAnsi="Poppins" w:cs="Poppins"/>
+          <w:noProof/>
         </w:rPr>
         <w:drawing>
-          <wp:inline distT="0" distB="0" distL="0" distR="0" wp14:anchorId="174C17D9" wp14:editId="1ED0B14A">
-            <wp:extent cx="3098165" cy="2247265"/>
-            <wp:effectExtent l="0" t="0" r="6985" b="635"/>
-            <wp:docPr id="32" name="Imagem 32"/>
+          <wp:inline distT="0" distB="0" distL="0" distR="0" wp14:anchorId="699016BF" wp14:editId="78E54922">
+            <wp:extent cx="3098165" cy="1541145"/>
+            <wp:effectExtent l="0" t="0" r="6985" b="1905"/>
+            <wp:docPr id="31" name="Imagem 31"/>
             <wp:cNvGraphicFramePr>
               <a:graphicFrameLocks xmlns:a="http://schemas.openxmlformats.org/drawingml/2006/main" noChangeAspect="1"/>
             </wp:cNvGraphicFramePr>
@@ -1135,7 +3172,7 @@
                   <pic:spPr>
                     <a:xfrm>
                       <a:off x="0" y="0"/>
-                      <a:ext cx="3098165" cy="2247265"/>
+                      <a:ext cx="3098165" cy="1541145"/>
                     </a:xfrm>
                     <a:prstGeom prst="rect">
                       <a:avLst/>
@@ -1150,12 +3187,13 @@
       <w:r>
         <w:rPr>
           <w:rFonts w:ascii="Poppins" w:hAnsi="Poppins" w:cs="Poppins"/>
+          <w:noProof/>
         </w:rPr>
         <w:drawing>
-          <wp:inline distT="0" distB="0" distL="0" distR="0" wp14:anchorId="2AB8C804" wp14:editId="53DF9F4A">
-            <wp:extent cx="3098165" cy="1439545"/>
-            <wp:effectExtent l="0" t="0" r="6985" b="8255"/>
-            <wp:docPr id="33" name="Imagem 33"/>
+          <wp:inline distT="0" distB="0" distL="0" distR="0" wp14:anchorId="174C17D9" wp14:editId="1ED0B14A">
+            <wp:extent cx="3098165" cy="2247265"/>
+            <wp:effectExtent l="0" t="0" r="6985" b="635"/>
+            <wp:docPr id="32" name="Imagem 32"/>
             <wp:cNvGraphicFramePr>
               <a:graphicFrameLocks xmlns:a="http://schemas.openxmlformats.org/drawingml/2006/main" noChangeAspect="1"/>
             </wp:cNvGraphicFramePr>
@@ -1175,7 +3213,7 @@
                   <pic:spPr>
                     <a:xfrm>
                       <a:off x="0" y="0"/>
-                      <a:ext cx="3098165" cy="1439545"/>
+                      <a:ext cx="3098165" cy="2247265"/>
                     </a:xfrm>
                     <a:prstGeom prst="rect">
                       <a:avLst/>
@@ -1190,12 +3228,13 @@
       <w:r>
         <w:rPr>
           <w:rFonts w:ascii="Poppins" w:hAnsi="Poppins" w:cs="Poppins"/>
+          <w:noProof/>
         </w:rPr>
         <w:drawing>
-          <wp:inline distT="0" distB="0" distL="0" distR="0" wp14:anchorId="1BF60F46" wp14:editId="184B7266">
-            <wp:extent cx="3098165" cy="3634105"/>
-            <wp:effectExtent l="0" t="0" r="6985" b="4445"/>
-            <wp:docPr id="34" name="Imagem 34"/>
+          <wp:inline distT="0" distB="0" distL="0" distR="0" wp14:anchorId="2AB8C804" wp14:editId="53DF9F4A">
+            <wp:extent cx="3098165" cy="1439545"/>
+            <wp:effectExtent l="0" t="0" r="6985" b="8255"/>
+            <wp:docPr id="33" name="Imagem 33"/>
             <wp:cNvGraphicFramePr>
               <a:graphicFrameLocks xmlns:a="http://schemas.openxmlformats.org/drawingml/2006/main" noChangeAspect="1"/>
             </wp:cNvGraphicFramePr>
@@ -1215,6 +3254,47 @@
                   <pic:spPr>
                     <a:xfrm>
                       <a:off x="0" y="0"/>
+                      <a:ext cx="3098165" cy="1439545"/>
+                    </a:xfrm>
+                    <a:prstGeom prst="rect">
+                      <a:avLst/>
+                    </a:prstGeom>
+                  </pic:spPr>
+                </pic:pic>
+              </a:graphicData>
+            </a:graphic>
+          </wp:inline>
+        </w:drawing>
+      </w:r>
+      <w:r>
+        <w:rPr>
+          <w:rFonts w:ascii="Poppins" w:hAnsi="Poppins" w:cs="Poppins"/>
+          <w:noProof/>
+        </w:rPr>
+        <w:drawing>
+          <wp:inline distT="0" distB="0" distL="0" distR="0" wp14:anchorId="1BF60F46" wp14:editId="184B7266">
+            <wp:extent cx="3098165" cy="3634105"/>
+            <wp:effectExtent l="0" t="0" r="6985" b="4445"/>
+            <wp:docPr id="34" name="Imagem 34"/>
+            <wp:cNvGraphicFramePr>
+              <a:graphicFrameLocks xmlns:a="http://schemas.openxmlformats.org/drawingml/2006/main" noChangeAspect="1"/>
+            </wp:cNvGraphicFramePr>
+            <a:graphic xmlns:a="http://schemas.openxmlformats.org/drawingml/2006/main">
+              <a:graphicData uri="http://schemas.openxmlformats.org/drawingml/2006/picture">
+                <pic:pic xmlns:pic="http://schemas.openxmlformats.org/drawingml/2006/picture">
+                  <pic:nvPicPr>
+                    <pic:cNvPr id="1" name=""/>
+                    <pic:cNvPicPr/>
+                  </pic:nvPicPr>
+                  <pic:blipFill>
+                    <a:blip r:embed="rId32"/>
+                    <a:stretch>
+                      <a:fillRect/>
+                    </a:stretch>
+                  </pic:blipFill>
+                  <pic:spPr>
+                    <a:xfrm>
+                      <a:off x="0" y="0"/>
                       <a:ext cx="3098165" cy="3634105"/>
                     </a:xfrm>
                     <a:prstGeom prst="rect">
@@ -1231,22 +3311,25 @@
     <w:p>
       <w:pPr>
         <w:spacing w:after="0"/>
-        <w:rPr>
-          <w:rFonts w:ascii="Poppins" w:hAnsi="Poppins" w:cs="Poppins"/>
-        </w:rPr>
-      </w:pPr>
-    </w:p>
-    <w:p>
-      <w:pPr>
-        <w:spacing w:after="0"/>
-        <w:rPr>
-          <w:rFonts w:ascii="Poppins" w:hAnsi="Poppins" w:cs="Poppins"/>
-        </w:rPr>
-      </w:pPr>
-    </w:p>
-    <w:p>
-      <w:pPr>
-        <w:spacing w:after="0"/>
+        <w:jc w:val="both"/>
+        <w:rPr>
+          <w:rFonts w:ascii="Poppins" w:hAnsi="Poppins" w:cs="Poppins"/>
+        </w:rPr>
+      </w:pPr>
+    </w:p>
+    <w:p>
+      <w:pPr>
+        <w:spacing w:after="0"/>
+        <w:jc w:val="both"/>
+        <w:rPr>
+          <w:rFonts w:ascii="Poppins" w:hAnsi="Poppins" w:cs="Poppins"/>
+        </w:rPr>
+      </w:pPr>
+    </w:p>
+    <w:p>
+      <w:pPr>
+        <w:spacing w:after="0"/>
+        <w:jc w:val="both"/>
         <w:rPr>
           <w:rFonts w:ascii="Poppins" w:hAnsi="Poppins" w:cs="Poppins"/>
         </w:rPr>
@@ -1260,6 +3343,359 @@
     </w:sectPr>
   </w:body>
 </w:document>
+</file>
+
+<file path=word/numbering.xml><?xml version="1.0" encoding="utf-8"?>
+<w:numbering xmlns:wpc="http://schemas.microsoft.com/office/word/2010/wordprocessingCanvas" xmlns:cx="http://schemas.microsoft.com/office/drawing/2014/chartex" xmlns:cx1="http://schemas.microsoft.com/office/drawing/2015/9/8/chartex" xmlns:cx2="http://schemas.microsoft.com/office/drawing/2015/10/21/chartex" xmlns:cx3="http://schemas.microsoft.com/office/drawing/2016/5/9/chartex" xmlns:cx4="http://schemas.microsoft.com/office/drawing/2016/5/10/chartex" xmlns:cx5="http://schemas.microsoft.com/office/drawing/2016/5/11/chartex" xmlns:cx6="http://schemas.microsoft.com/office/drawing/2016/5/12/chartex" xmlns:cx7="http://schemas.microsoft.com/office/drawing/2016/5/13/chartex" xmlns:cx8="http://schemas.microsoft.com/office/drawing/2016/5/14/chartex" xmlns:mc="http://schemas.openxmlformats.org/markup-compatibility/2006" xmlns:aink="http://schemas.microsoft.com/office/drawing/2016/ink" xmlns:am3d="http://schemas.microsoft.com/office/drawing/2017/model3d" xmlns:o="urn:schemas-microsoft-com:office:office" xmlns:r="http://schemas.openxmlformats.org/officeDocument/2006/relationships" xmlns:m="http://schemas.openxmlformats.org/officeDocument/2006/math" xmlns:v="urn:schemas-microsoft-com:vml" xmlns:wp14="http://schemas.microsoft.com/office/word/2010/wordprocessingDrawing" xmlns:wp="http://schemas.openxmlformats.org/drawingml/2006/wordprocessingDrawing" xmlns:w10="urn:schemas-microsoft-com:office:word" xmlns:w="http://schemas.openxmlformats.org/wordprocessingml/2006/main" xmlns:w14="http://schemas.microsoft.com/office/word/2010/wordml" xmlns:w15="http://schemas.microsoft.com/office/word/2012/wordml" xmlns:w16cex="http://schemas.microsoft.com/office/word/2018/wordml/cex" xmlns:w16cid="http://schemas.microsoft.com/office/word/2016/wordml/cid" xmlns:w16="http://schemas.microsoft.com/office/word/2018/wordml" xmlns:w16sdtdh="http://schemas.microsoft.com/office/word/2020/wordml/sdtdatahash" xmlns:w16se="http://schemas.microsoft.com/office/word/2015/wordml/symex" xmlns:wpg="http://schemas.microsoft.com/office/word/2010/wordprocessingGroup" xmlns:wpi="http://schemas.microsoft.com/office/word/2010/wordprocessingInk" xmlns:wne="http://schemas.microsoft.com/office/word/2006/wordml" xmlns:wps="http://schemas.microsoft.com/office/word/2010/wordprocessingShape" mc:Ignorable="w14 w15 w16se w16cid w16 w16cex w16sdtdh wp14">
+  <w:abstractNum w:abstractNumId="0" w15:restartNumberingAfterBreak="0">
+    <w:nsid w:val="2BDD7296"/>
+    <w:multiLevelType w:val="hybridMultilevel"/>
+    <w:tmpl w:val="53148566"/>
+    <w:lvl w:ilvl="0" w:tplc="04160001">
+      <w:start w:val="1"/>
+      <w:numFmt w:val="bullet"/>
+      <w:lvlText w:val=""/>
+      <w:lvlJc w:val="left"/>
+      <w:pPr>
+        <w:ind w:left="720" w:hanging="360"/>
+      </w:pPr>
+      <w:rPr>
+        <w:rFonts w:ascii="Symbol" w:hAnsi="Symbol" w:hint="default"/>
+      </w:rPr>
+    </w:lvl>
+    <w:lvl w:ilvl="1" w:tplc="04160003" w:tentative="1">
+      <w:start w:val="1"/>
+      <w:numFmt w:val="bullet"/>
+      <w:lvlText w:val="o"/>
+      <w:lvlJc w:val="left"/>
+      <w:pPr>
+        <w:ind w:left="1440" w:hanging="360"/>
+      </w:pPr>
+      <w:rPr>
+        <w:rFonts w:ascii="Courier New" w:hAnsi="Courier New" w:cs="Courier New" w:hint="default"/>
+      </w:rPr>
+    </w:lvl>
+    <w:lvl w:ilvl="2" w:tplc="04160005" w:tentative="1">
+      <w:start w:val="1"/>
+      <w:numFmt w:val="bullet"/>
+      <w:lvlText w:val=""/>
+      <w:lvlJc w:val="left"/>
+      <w:pPr>
+        <w:ind w:left="2160" w:hanging="360"/>
+      </w:pPr>
+      <w:rPr>
+        <w:rFonts w:ascii="Wingdings" w:hAnsi="Wingdings" w:hint="default"/>
+      </w:rPr>
+    </w:lvl>
+    <w:lvl w:ilvl="3" w:tplc="04160001" w:tentative="1">
+      <w:start w:val="1"/>
+      <w:numFmt w:val="bullet"/>
+      <w:lvlText w:val=""/>
+      <w:lvlJc w:val="left"/>
+      <w:pPr>
+        <w:ind w:left="2880" w:hanging="360"/>
+      </w:pPr>
+      <w:rPr>
+        <w:rFonts w:ascii="Symbol" w:hAnsi="Symbol" w:hint="default"/>
+      </w:rPr>
+    </w:lvl>
+    <w:lvl w:ilvl="4" w:tplc="04160003" w:tentative="1">
+      <w:start w:val="1"/>
+      <w:numFmt w:val="bullet"/>
+      <w:lvlText w:val="o"/>
+      <w:lvlJc w:val="left"/>
+      <w:pPr>
+        <w:ind w:left="3600" w:hanging="360"/>
+      </w:pPr>
+      <w:rPr>
+        <w:rFonts w:ascii="Courier New" w:hAnsi="Courier New" w:cs="Courier New" w:hint="default"/>
+      </w:rPr>
+    </w:lvl>
+    <w:lvl w:ilvl="5" w:tplc="04160005" w:tentative="1">
+      <w:start w:val="1"/>
+      <w:numFmt w:val="bullet"/>
+      <w:lvlText w:val=""/>
+      <w:lvlJc w:val="left"/>
+      <w:pPr>
+        <w:ind w:left="4320" w:hanging="360"/>
+      </w:pPr>
+      <w:rPr>
+        <w:rFonts w:ascii="Wingdings" w:hAnsi="Wingdings" w:hint="default"/>
+      </w:rPr>
+    </w:lvl>
+    <w:lvl w:ilvl="6" w:tplc="04160001" w:tentative="1">
+      <w:start w:val="1"/>
+      <w:numFmt w:val="bullet"/>
+      <w:lvlText w:val=""/>
+      <w:lvlJc w:val="left"/>
+      <w:pPr>
+        <w:ind w:left="5040" w:hanging="360"/>
+      </w:pPr>
+      <w:rPr>
+        <w:rFonts w:ascii="Symbol" w:hAnsi="Symbol" w:hint="default"/>
+      </w:rPr>
+    </w:lvl>
+    <w:lvl w:ilvl="7" w:tplc="04160003" w:tentative="1">
+      <w:start w:val="1"/>
+      <w:numFmt w:val="bullet"/>
+      <w:lvlText w:val="o"/>
+      <w:lvlJc w:val="left"/>
+      <w:pPr>
+        <w:ind w:left="5760" w:hanging="360"/>
+      </w:pPr>
+      <w:rPr>
+        <w:rFonts w:ascii="Courier New" w:hAnsi="Courier New" w:cs="Courier New" w:hint="default"/>
+      </w:rPr>
+    </w:lvl>
+    <w:lvl w:ilvl="8" w:tplc="04160005" w:tentative="1">
+      <w:start w:val="1"/>
+      <w:numFmt w:val="bullet"/>
+      <w:lvlText w:val=""/>
+      <w:lvlJc w:val="left"/>
+      <w:pPr>
+        <w:ind w:left="6480" w:hanging="360"/>
+      </w:pPr>
+      <w:rPr>
+        <w:rFonts w:ascii="Wingdings" w:hAnsi="Wingdings" w:hint="default"/>
+      </w:rPr>
+    </w:lvl>
+  </w:abstractNum>
+  <w:abstractNum w:abstractNumId="1" w15:restartNumberingAfterBreak="0">
+    <w:nsid w:val="6DDE21CA"/>
+    <w:multiLevelType w:val="hybridMultilevel"/>
+    <w:tmpl w:val="F43AE77A"/>
+    <w:lvl w:ilvl="0" w:tplc="04160001">
+      <w:start w:val="1"/>
+      <w:numFmt w:val="bullet"/>
+      <w:lvlText w:val=""/>
+      <w:lvlJc w:val="left"/>
+      <w:pPr>
+        <w:ind w:left="720" w:hanging="360"/>
+      </w:pPr>
+      <w:rPr>
+        <w:rFonts w:ascii="Symbol" w:hAnsi="Symbol" w:hint="default"/>
+      </w:rPr>
+    </w:lvl>
+    <w:lvl w:ilvl="1" w:tplc="04160003" w:tentative="1">
+      <w:start w:val="1"/>
+      <w:numFmt w:val="bullet"/>
+      <w:lvlText w:val="o"/>
+      <w:lvlJc w:val="left"/>
+      <w:pPr>
+        <w:ind w:left="1440" w:hanging="360"/>
+      </w:pPr>
+      <w:rPr>
+        <w:rFonts w:ascii="Courier New" w:hAnsi="Courier New" w:cs="Courier New" w:hint="default"/>
+      </w:rPr>
+    </w:lvl>
+    <w:lvl w:ilvl="2" w:tplc="04160005" w:tentative="1">
+      <w:start w:val="1"/>
+      <w:numFmt w:val="bullet"/>
+      <w:lvlText w:val=""/>
+      <w:lvlJc w:val="left"/>
+      <w:pPr>
+        <w:ind w:left="2160" w:hanging="360"/>
+      </w:pPr>
+      <w:rPr>
+        <w:rFonts w:ascii="Wingdings" w:hAnsi="Wingdings" w:hint="default"/>
+      </w:rPr>
+    </w:lvl>
+    <w:lvl w:ilvl="3" w:tplc="04160001" w:tentative="1">
+      <w:start w:val="1"/>
+      <w:numFmt w:val="bullet"/>
+      <w:lvlText w:val=""/>
+      <w:lvlJc w:val="left"/>
+      <w:pPr>
+        <w:ind w:left="2880" w:hanging="360"/>
+      </w:pPr>
+      <w:rPr>
+        <w:rFonts w:ascii="Symbol" w:hAnsi="Symbol" w:hint="default"/>
+      </w:rPr>
+    </w:lvl>
+    <w:lvl w:ilvl="4" w:tplc="04160003" w:tentative="1">
+      <w:start w:val="1"/>
+      <w:numFmt w:val="bullet"/>
+      <w:lvlText w:val="o"/>
+      <w:lvlJc w:val="left"/>
+      <w:pPr>
+        <w:ind w:left="3600" w:hanging="360"/>
+      </w:pPr>
+      <w:rPr>
+        <w:rFonts w:ascii="Courier New" w:hAnsi="Courier New" w:cs="Courier New" w:hint="default"/>
+      </w:rPr>
+    </w:lvl>
+    <w:lvl w:ilvl="5" w:tplc="04160005" w:tentative="1">
+      <w:start w:val="1"/>
+      <w:numFmt w:val="bullet"/>
+      <w:lvlText w:val=""/>
+      <w:lvlJc w:val="left"/>
+      <w:pPr>
+        <w:ind w:left="4320" w:hanging="360"/>
+      </w:pPr>
+      <w:rPr>
+        <w:rFonts w:ascii="Wingdings" w:hAnsi="Wingdings" w:hint="default"/>
+      </w:rPr>
+    </w:lvl>
+    <w:lvl w:ilvl="6" w:tplc="04160001" w:tentative="1">
+      <w:start w:val="1"/>
+      <w:numFmt w:val="bullet"/>
+      <w:lvlText w:val=""/>
+      <w:lvlJc w:val="left"/>
+      <w:pPr>
+        <w:ind w:left="5040" w:hanging="360"/>
+      </w:pPr>
+      <w:rPr>
+        <w:rFonts w:ascii="Symbol" w:hAnsi="Symbol" w:hint="default"/>
+      </w:rPr>
+    </w:lvl>
+    <w:lvl w:ilvl="7" w:tplc="04160003" w:tentative="1">
+      <w:start w:val="1"/>
+      <w:numFmt w:val="bullet"/>
+      <w:lvlText w:val="o"/>
+      <w:lvlJc w:val="left"/>
+      <w:pPr>
+        <w:ind w:left="5760" w:hanging="360"/>
+      </w:pPr>
+      <w:rPr>
+        <w:rFonts w:ascii="Courier New" w:hAnsi="Courier New" w:cs="Courier New" w:hint="default"/>
+      </w:rPr>
+    </w:lvl>
+    <w:lvl w:ilvl="8" w:tplc="04160005" w:tentative="1">
+      <w:start w:val="1"/>
+      <w:numFmt w:val="bullet"/>
+      <w:lvlText w:val=""/>
+      <w:lvlJc w:val="left"/>
+      <w:pPr>
+        <w:ind w:left="6480" w:hanging="360"/>
+      </w:pPr>
+      <w:rPr>
+        <w:rFonts w:ascii="Wingdings" w:hAnsi="Wingdings" w:hint="default"/>
+      </w:rPr>
+    </w:lvl>
+  </w:abstractNum>
+  <w:abstractNum w:abstractNumId="2" w15:restartNumberingAfterBreak="0">
+    <w:nsid w:val="74774253"/>
+    <w:multiLevelType w:val="hybridMultilevel"/>
+    <w:tmpl w:val="38D483F6"/>
+    <w:lvl w:ilvl="0" w:tplc="04160001">
+      <w:start w:val="1"/>
+      <w:numFmt w:val="bullet"/>
+      <w:lvlText w:val=""/>
+      <w:lvlJc w:val="left"/>
+      <w:pPr>
+        <w:ind w:left="720" w:hanging="360"/>
+      </w:pPr>
+      <w:rPr>
+        <w:rFonts w:ascii="Symbol" w:hAnsi="Symbol" w:hint="default"/>
+      </w:rPr>
+    </w:lvl>
+    <w:lvl w:ilvl="1" w:tplc="04160003" w:tentative="1">
+      <w:start w:val="1"/>
+      <w:numFmt w:val="bullet"/>
+      <w:lvlText w:val="o"/>
+      <w:lvlJc w:val="left"/>
+      <w:pPr>
+        <w:ind w:left="1440" w:hanging="360"/>
+      </w:pPr>
+      <w:rPr>
+        <w:rFonts w:ascii="Courier New" w:hAnsi="Courier New" w:cs="Courier New" w:hint="default"/>
+      </w:rPr>
+    </w:lvl>
+    <w:lvl w:ilvl="2" w:tplc="04160005" w:tentative="1">
+      <w:start w:val="1"/>
+      <w:numFmt w:val="bullet"/>
+      <w:lvlText w:val=""/>
+      <w:lvlJc w:val="left"/>
+      <w:pPr>
+        <w:ind w:left="2160" w:hanging="360"/>
+      </w:pPr>
+      <w:rPr>
+        <w:rFonts w:ascii="Wingdings" w:hAnsi="Wingdings" w:hint="default"/>
+      </w:rPr>
+    </w:lvl>
+    <w:lvl w:ilvl="3" w:tplc="04160001" w:tentative="1">
+      <w:start w:val="1"/>
+      <w:numFmt w:val="bullet"/>
+      <w:lvlText w:val=""/>
+      <w:lvlJc w:val="left"/>
+      <w:pPr>
+        <w:ind w:left="2880" w:hanging="360"/>
+      </w:pPr>
+      <w:rPr>
+        <w:rFonts w:ascii="Symbol" w:hAnsi="Symbol" w:hint="default"/>
+      </w:rPr>
+    </w:lvl>
+    <w:lvl w:ilvl="4" w:tplc="04160003" w:tentative="1">
+      <w:start w:val="1"/>
+      <w:numFmt w:val="bullet"/>
+      <w:lvlText w:val="o"/>
+      <w:lvlJc w:val="left"/>
+      <w:pPr>
+        <w:ind w:left="3600" w:hanging="360"/>
+      </w:pPr>
+      <w:rPr>
+        <w:rFonts w:ascii="Courier New" w:hAnsi="Courier New" w:cs="Courier New" w:hint="default"/>
+      </w:rPr>
+    </w:lvl>
+    <w:lvl w:ilvl="5" w:tplc="04160005" w:tentative="1">
+      <w:start w:val="1"/>
+      <w:numFmt w:val="bullet"/>
+      <w:lvlText w:val=""/>
+      <w:lvlJc w:val="left"/>
+      <w:pPr>
+        <w:ind w:left="4320" w:hanging="360"/>
+      </w:pPr>
+      <w:rPr>
+        <w:rFonts w:ascii="Wingdings" w:hAnsi="Wingdings" w:hint="default"/>
+      </w:rPr>
+    </w:lvl>
+    <w:lvl w:ilvl="6" w:tplc="04160001" w:tentative="1">
+      <w:start w:val="1"/>
+      <w:numFmt w:val="bullet"/>
+      <w:lvlText w:val=""/>
+      <w:lvlJc w:val="left"/>
+      <w:pPr>
+        <w:ind w:left="5040" w:hanging="360"/>
+      </w:pPr>
+      <w:rPr>
+        <w:rFonts w:ascii="Symbol" w:hAnsi="Symbol" w:hint="default"/>
+      </w:rPr>
+    </w:lvl>
+    <w:lvl w:ilvl="7" w:tplc="04160003" w:tentative="1">
+      <w:start w:val="1"/>
+      <w:numFmt w:val="bullet"/>
+      <w:lvlText w:val="o"/>
+      <w:lvlJc w:val="left"/>
+      <w:pPr>
+        <w:ind w:left="5760" w:hanging="360"/>
+      </w:pPr>
+      <w:rPr>
+        <w:rFonts w:ascii="Courier New" w:hAnsi="Courier New" w:cs="Courier New" w:hint="default"/>
+      </w:rPr>
+    </w:lvl>
+    <w:lvl w:ilvl="8" w:tplc="04160005" w:tentative="1">
+      <w:start w:val="1"/>
+      <w:numFmt w:val="bullet"/>
+      <w:lvlText w:val=""/>
+      <w:lvlJc w:val="left"/>
+      <w:pPr>
+        <w:ind w:left="6480" w:hanging="360"/>
+      </w:pPr>
+      <w:rPr>
+        <w:rFonts w:ascii="Wingdings" w:hAnsi="Wingdings" w:hint="default"/>
+      </w:rPr>
+    </w:lvl>
+  </w:abstractNum>
+  <w:num w:numId="1">
+    <w:abstractNumId w:val="1"/>
+  </w:num>
+  <w:num w:numId="2">
+    <w:abstractNumId w:val="2"/>
+  </w:num>
+  <w:num w:numId="3">
+    <w:abstractNumId w:val="0"/>
+  </w:num>
+</w:numbering>
 </file>
 
 <file path=word/styles.xml><?xml version="1.0" encoding="utf-8"?>
@@ -1660,6 +4096,7 @@
   <w:style w:type="paragraph" w:default="1" w:styleId="Normal">
     <w:name w:val="Normal"/>
     <w:qFormat/>
+    <w:rsid w:val="00C537BB"/>
   </w:style>
   <w:style w:type="character" w:default="1" w:styleId="Fontepargpadro">
     <w:name w:val="Default Paragraph Font"/>
@@ -1687,6 +4124,17 @@
     <w:uiPriority w:val="99"/>
     <w:semiHidden/>
     <w:unhideWhenUsed/>
+  </w:style>
+  <w:style w:type="paragraph" w:styleId="PargrafodaLista">
+    <w:name w:val="List Paragraph"/>
+    <w:basedOn w:val="Normal"/>
+    <w:uiPriority w:val="34"/>
+    <w:qFormat/>
+    <w:rsid w:val="00212132"/>
+    <w:pPr>
+      <w:ind w:left="720"/>
+      <w:contextualSpacing/>
+    </w:pPr>
   </w:style>
 </w:styles>
 </file>
